--- a/铁路线路智能综合检测机器人/技术文档章节拆分_20260417_0116/铁路线路智能综合检测机器人_技术文档_V3.0_第10章_设备完好性保障与远程监控_20260417_0116.docx
+++ b/铁路线路智能综合检测机器人/技术文档章节拆分_20260417_0116/铁路线路智能综合检测机器人_技术文档_V3.0_第10章_设备完好性保障与远程监控_20260417_0116.docx
@@ -2,6 +2,19 @@
 <file path=word/document.xml><?xml version="1.0" encoding="utf-8"?>
 <w:document xmlns:wpc="http://schemas.microsoft.com/office/word/2010/wordprocessingCanvas" xmlns:mo="http://schemas.microsoft.com/office/mac/office/2008/main" xmlns:mc="http://schemas.openxmlformats.org/markup-compatibility/2006" xmlns:mv="urn:schemas-microsoft-com:mac:vml" xmlns:o="urn:schemas-microsoft-com:office:office" xmlns:r="http://schemas.openxmlformats.org/officeDocument/2006/relationships" xmlns:m="http://schemas.openxmlformats.org/officeDocument/2006/math" xmlns:v="urn:schemas-microsoft-com:vml" xmlns:wp14="http://schemas.microsoft.com/office/word/2010/wordprocessingDrawing" xmlns:wp="http://schemas.openxmlformats.org/drawingml/2006/wordprocessingDrawing" xmlns:w10="urn:schemas-microsoft-com:office:word" xmlns:w="http://schemas.openxmlformats.org/wordprocessingml/2006/main" xmlns:w14="http://schemas.microsoft.com/office/word/2010/wordml" xmlns:wpg="http://schemas.microsoft.com/office/word/2010/wordprocessingGroup" xmlns:wpi="http://schemas.microsoft.com/office/word/2010/wordprocessingInk" xmlns:wne="http://schemas.microsoft.com/office/word/2006/wordml" xmlns:wps="http://schemas.microsoft.com/office/word/2010/wordprocessingShape" mc:Ignorable="w14 wp14">
   <w:body>
+    <w:p>
+      <w:pPr>
+        <w:spacing w:before="360" w:after="240"/>
+        <w:jc w:val="center"/>
+      </w:pPr>
+      <w:r>
+        <w:rPr>
+          <w:b/>
+          <w:sz w:val="40"/>
+        </w:rPr>
+        <w:t>第五部分：保障篇</w:t>
+      </w:r>
+    </w:p>
     <w:p>
       <w:pPr>
         <w:spacing w:before="280" w:after="120"/>

--- a/铁路线路智能综合检测机器人/技术文档章节拆分_20260417_0116/铁路线路智能综合检测机器人_技术文档_V3.0_第10章_设备完好性保障与远程监控_20260417_0116.docx
+++ b/铁路线路智能综合检测机器人/技术文档章节拆分_20260417_0116/铁路线路智能综合检测机器人_技术文档_V3.0_第10章_设备完好性保障与远程监控_20260417_0116.docx
@@ -2,19 +2,6 @@
 <file path=word/document.xml><?xml version="1.0" encoding="utf-8"?>
 <w:document xmlns:wpc="http://schemas.microsoft.com/office/word/2010/wordprocessingCanvas" xmlns:mo="http://schemas.microsoft.com/office/mac/office/2008/main" xmlns:mc="http://schemas.openxmlformats.org/markup-compatibility/2006" xmlns:mv="urn:schemas-microsoft-com:mac:vml" xmlns:o="urn:schemas-microsoft-com:office:office" xmlns:r="http://schemas.openxmlformats.org/officeDocument/2006/relationships" xmlns:m="http://schemas.openxmlformats.org/officeDocument/2006/math" xmlns:v="urn:schemas-microsoft-com:vml" xmlns:wp14="http://schemas.microsoft.com/office/word/2010/wordprocessingDrawing" xmlns:wp="http://schemas.openxmlformats.org/drawingml/2006/wordprocessingDrawing" xmlns:w10="urn:schemas-microsoft-com:office:word" xmlns:w="http://schemas.openxmlformats.org/wordprocessingml/2006/main" xmlns:w14="http://schemas.microsoft.com/office/word/2010/wordml" xmlns:wpg="http://schemas.microsoft.com/office/word/2010/wordprocessingGroup" xmlns:wpi="http://schemas.microsoft.com/office/word/2010/wordprocessingInk" xmlns:wne="http://schemas.microsoft.com/office/word/2006/wordml" xmlns:wps="http://schemas.microsoft.com/office/word/2010/wordprocessingShape" mc:Ignorable="w14 wp14">
   <w:body>
-    <w:p>
-      <w:pPr>
-        <w:spacing w:before="360" w:after="240"/>
-        <w:jc w:val="center"/>
-      </w:pPr>
-      <w:r>
-        <w:rPr>
-          <w:b/>
-          <w:sz w:val="40"/>
-        </w:rPr>
-        <w:t>第五部分：保障篇</w:t>
-      </w:r>
-    </w:p>
     <w:p>
       <w:pPr>
         <w:spacing w:before="280" w:after="120"/>
@@ -38,7 +25,7 @@
           <w:color w:val="1F497D"/>
           <w:sz w:val="26"/>
         </w:rPr>
-        <w:t>一、设备完好性保障体系</w:t>
+        <w:t>一、设备运行完好性状态监测</w:t>
       </w:r>
     </w:p>
     <w:p>
@@ -64,9 +51,9 @@
         </w:rPr>
         <w:t>┌─────────────────────────────────────────────────┐</w:t>
         <w:br/>
-        <w:t>│           检测设备完好性实时监控                  │</w:t>
+        <w:t>│           检测设备完好性实时监控                      │</w:t>
         <w:br/>
-        <w:t>│                                                  │</w:t>
+        <w:t>│                                                    │</w:t>
         <w:br/>
         <w:t>│  6路工业相机 ──→ 在线状态 / 帧率 / 丢包率 / 温度 │</w:t>
         <w:br/>
@@ -78,7 +65,7 @@
         <w:br/>
         <w:t>│  工业总线 ────→ 通信状态 / 故障码               │</w:t>
         <w:br/>
-        <w:t>│  通信链路 ────→ 移动网络信号 / 带宽 / 延迟       │</w:t>
+        <w:t>│  通信链路 ────→ 移动网络信号 / 带宽 / 延迟        │</w:t>
         <w:br/>
         <w:t>└─────────────────────────────────────────────────┘</w:t>
       </w:r>
@@ -91,7 +78,1889 @@
         <w:rPr>
           <w:sz w:val="21"/>
         </w:rPr>
-        <w:t>**完好性监控指标：**</w:t>
+        <w:t>**完好性监控详细指标：**</w:t>
+      </w:r>
+    </w:p>
+    <w:tbl>
+      <w:tblPr>
+        <w:tblStyle w:val="TableGrid"/>
+        <w:tblW w:type="auto" w:w="0"/>
+        <w:tblLook w:firstColumn="1" w:firstRow="1" w:lastColumn="0" w:lastRow="0" w:noHBand="0" w:noVBand="1" w:val="04A0"/>
+      </w:tblPr>
+      <w:tblGrid>
+        <w:gridCol w:w="1757"/>
+        <w:gridCol w:w="1757"/>
+        <w:gridCol w:w="1757"/>
+        <w:gridCol w:w="1757"/>
+        <w:gridCol w:w="1757"/>
+      </w:tblGrid>
+      <w:tr>
+        <w:tc>
+          <w:tcPr>
+            <w:tcW w:type="dxa" w:w="1757"/>
+          </w:tcPr>
+          <w:p>
+            <w:r>
+              <w:rPr>
+                <w:sz w:val="20"/>
+              </w:rPr>
+              <w:t>设备</w:t>
+            </w:r>
+          </w:p>
+        </w:tc>
+        <w:tc>
+          <w:tcPr>
+            <w:tcW w:type="dxa" w:w="1757"/>
+          </w:tcPr>
+          <w:p>
+            <w:r>
+              <w:rPr>
+                <w:sz w:val="20"/>
+              </w:rPr>
+              <w:t>监控参数</w:t>
+            </w:r>
+          </w:p>
+        </w:tc>
+        <w:tc>
+          <w:tcPr>
+            <w:tcW w:type="dxa" w:w="1757"/>
+          </w:tcPr>
+          <w:p>
+            <w:r>
+              <w:rPr>
+                <w:sz w:val="20"/>
+              </w:rPr>
+              <w:t>正常范围</w:t>
+            </w:r>
+          </w:p>
+        </w:tc>
+        <w:tc>
+          <w:tcPr>
+            <w:tcW w:type="dxa" w:w="1757"/>
+          </w:tcPr>
+          <w:p>
+            <w:r>
+              <w:rPr>
+                <w:sz w:val="20"/>
+              </w:rPr>
+              <w:t>告警阈值</w:t>
+            </w:r>
+          </w:p>
+        </w:tc>
+        <w:tc>
+          <w:tcPr>
+            <w:tcW w:type="dxa" w:w="1757"/>
+          </w:tcPr>
+          <w:p>
+            <w:r>
+              <w:rPr>
+                <w:sz w:val="20"/>
+              </w:rPr>
+              <w:t>处理动作</w:t>
+            </w:r>
+          </w:p>
+        </w:tc>
+      </w:tr>
+      <w:tr>
+        <w:tc>
+          <w:tcPr>
+            <w:tcW w:type="dxa" w:w="1757"/>
+          </w:tcPr>
+          <w:p>
+            <w:r>
+              <w:rPr>
+                <w:sz w:val="20"/>
+              </w:rPr>
+              <w:t>工业相机×6</w:t>
+            </w:r>
+          </w:p>
+        </w:tc>
+        <w:tc>
+          <w:tcPr>
+            <w:tcW w:type="dxa" w:w="1757"/>
+          </w:tcPr>
+          <w:p>
+            <w:r>
+              <w:rPr>
+                <w:sz w:val="20"/>
+              </w:rPr>
+              <w:t>帧率</w:t>
+            </w:r>
+          </w:p>
+        </w:tc>
+        <w:tc>
+          <w:tcPr>
+            <w:tcW w:type="dxa" w:w="1757"/>
+          </w:tcPr>
+          <w:p>
+            <w:r>
+              <w:rPr>
+                <w:sz w:val="20"/>
+              </w:rPr>
+              <w:t>25fps</w:t>
+            </w:r>
+          </w:p>
+        </w:tc>
+        <w:tc>
+          <w:tcPr>
+            <w:tcW w:type="dxa" w:w="1757"/>
+          </w:tcPr>
+          <w:p>
+            <w:r>
+              <w:rPr>
+                <w:sz w:val="20"/>
+              </w:rPr>
+              <w:t>&lt; 20fps 持续 5s</w:t>
+            </w:r>
+          </w:p>
+        </w:tc>
+        <w:tc>
+          <w:tcPr>
+            <w:tcW w:type="dxa" w:w="1757"/>
+          </w:tcPr>
+          <w:p>
+            <w:r>
+              <w:rPr>
+                <w:sz w:val="20"/>
+              </w:rPr>
+              <w:t>标记该相机数据缺失，触发补拍逻辑</w:t>
+            </w:r>
+          </w:p>
+        </w:tc>
+      </w:tr>
+      <w:tr>
+        <w:tc>
+          <w:tcPr>
+            <w:tcW w:type="dxa" w:w="1757"/>
+          </w:tcPr>
+          <w:p>
+            <w:r>
+              <w:rPr>
+                <w:sz w:val="20"/>
+              </w:rPr>
+            </w:r>
+          </w:p>
+        </w:tc>
+        <w:tc>
+          <w:tcPr>
+            <w:tcW w:type="dxa" w:w="1757"/>
+          </w:tcPr>
+          <w:p>
+            <w:r>
+              <w:rPr>
+                <w:sz w:val="20"/>
+              </w:rPr>
+              <w:t>丢包率</w:t>
+            </w:r>
+          </w:p>
+        </w:tc>
+        <w:tc>
+          <w:tcPr>
+            <w:tcW w:type="dxa" w:w="1757"/>
+          </w:tcPr>
+          <w:p>
+            <w:r>
+              <w:rPr>
+                <w:sz w:val="20"/>
+              </w:rPr>
+              <w:t>&lt; 0.1%</w:t>
+            </w:r>
+          </w:p>
+        </w:tc>
+        <w:tc>
+          <w:tcPr>
+            <w:tcW w:type="dxa" w:w="1757"/>
+          </w:tcPr>
+          <w:p>
+            <w:r>
+              <w:rPr>
+                <w:sz w:val="20"/>
+              </w:rPr>
+              <w:t>&gt; 1% 持续 10s</w:t>
+            </w:r>
+          </w:p>
+        </w:tc>
+        <w:tc>
+          <w:tcPr>
+            <w:tcW w:type="dxa" w:w="1757"/>
+          </w:tcPr>
+          <w:p>
+            <w:r>
+              <w:rPr>
+                <w:sz w:val="20"/>
+              </w:rPr>
+              <w:t>降权使用，任务后检修</w:t>
+            </w:r>
+          </w:p>
+        </w:tc>
+      </w:tr>
+      <w:tr>
+        <w:tc>
+          <w:tcPr>
+            <w:tcW w:type="dxa" w:w="1757"/>
+          </w:tcPr>
+          <w:p>
+            <w:r>
+              <w:rPr>
+                <w:sz w:val="20"/>
+              </w:rPr>
+            </w:r>
+          </w:p>
+        </w:tc>
+        <w:tc>
+          <w:tcPr>
+            <w:tcW w:type="dxa" w:w="1757"/>
+          </w:tcPr>
+          <w:p>
+            <w:r>
+              <w:rPr>
+                <w:sz w:val="20"/>
+              </w:rPr>
+              <w:t>相机温度</w:t>
+            </w:r>
+          </w:p>
+        </w:tc>
+        <w:tc>
+          <w:tcPr>
+            <w:tcW w:type="dxa" w:w="1757"/>
+          </w:tcPr>
+          <w:p>
+            <w:r>
+              <w:rPr>
+                <w:sz w:val="20"/>
+              </w:rPr>
+              <w:t>20~50°C</w:t>
+            </w:r>
+          </w:p>
+        </w:tc>
+        <w:tc>
+          <w:tcPr>
+            <w:tcW w:type="dxa" w:w="1757"/>
+          </w:tcPr>
+          <w:p>
+            <w:r>
+              <w:rPr>
+                <w:sz w:val="20"/>
+              </w:rPr>
+              <w:t>&gt; 55°C</w:t>
+            </w:r>
+          </w:p>
+        </w:tc>
+        <w:tc>
+          <w:tcPr>
+            <w:tcW w:type="dxa" w:w="1757"/>
+          </w:tcPr>
+          <w:p>
+            <w:r>
+              <w:rPr>
+                <w:sz w:val="20"/>
+              </w:rPr>
+              <w:t>降频，&gt; 60°C 触发急停</w:t>
+            </w:r>
+          </w:p>
+        </w:tc>
+      </w:tr>
+      <w:tr>
+        <w:tc>
+          <w:tcPr>
+            <w:tcW w:type="dxa" w:w="1757"/>
+          </w:tcPr>
+          <w:p>
+            <w:r>
+              <w:rPr>
+                <w:sz w:val="20"/>
+              </w:rPr>
+            </w:r>
+          </w:p>
+        </w:tc>
+        <w:tc>
+          <w:tcPr>
+            <w:tcW w:type="dxa" w:w="1757"/>
+          </w:tcPr>
+          <w:p>
+            <w:r>
+              <w:rPr>
+                <w:sz w:val="20"/>
+              </w:rPr>
+              <w:t>在线状态</w:t>
+            </w:r>
+          </w:p>
+        </w:tc>
+        <w:tc>
+          <w:tcPr>
+            <w:tcW w:type="dxa" w:w="1757"/>
+          </w:tcPr>
+          <w:p>
+            <w:r>
+              <w:rPr>
+                <w:sz w:val="20"/>
+              </w:rPr>
+              <w:t>心跳正常</w:t>
+            </w:r>
+          </w:p>
+        </w:tc>
+        <w:tc>
+          <w:tcPr>
+            <w:tcW w:type="dxa" w:w="1757"/>
+          </w:tcPr>
+          <w:p>
+            <w:r>
+              <w:rPr>
+                <w:sz w:val="20"/>
+              </w:rPr>
+              <w:t>连续 3 次无心跳</w:t>
+            </w:r>
+          </w:p>
+        </w:tc>
+        <w:tc>
+          <w:tcPr>
+            <w:tcW w:type="dxa" w:w="1757"/>
+          </w:tcPr>
+          <w:p>
+            <w:r>
+              <w:rPr>
+                <w:sz w:val="20"/>
+              </w:rPr>
+              <w:t>标记离线，启动冗余逻辑</w:t>
+            </w:r>
+          </w:p>
+        </w:tc>
+      </w:tr>
+      <w:tr>
+        <w:tc>
+          <w:tcPr>
+            <w:tcW w:type="dxa" w:w="1757"/>
+          </w:tcPr>
+          <w:p>
+            <w:r>
+              <w:rPr>
+                <w:sz w:val="20"/>
+              </w:rPr>
+              <w:t>3D激光×2</w:t>
+            </w:r>
+          </w:p>
+        </w:tc>
+        <w:tc>
+          <w:tcPr>
+            <w:tcW w:type="dxa" w:w="1757"/>
+          </w:tcPr>
+          <w:p>
+            <w:r>
+              <w:rPr>
+                <w:sz w:val="20"/>
+              </w:rPr>
+              <w:t>数据率</w:t>
+            </w:r>
+          </w:p>
+        </w:tc>
+        <w:tc>
+          <w:tcPr>
+            <w:tcW w:type="dxa" w:w="1757"/>
+          </w:tcPr>
+          <w:p>
+            <w:r>
+              <w:rPr>
+                <w:sz w:val="20"/>
+              </w:rPr>
+              <w:t>100Hz 稳定</w:t>
+            </w:r>
+          </w:p>
+        </w:tc>
+        <w:tc>
+          <w:tcPr>
+            <w:tcW w:type="dxa" w:w="1757"/>
+          </w:tcPr>
+          <w:p>
+            <w:r>
+              <w:rPr>
+                <w:sz w:val="20"/>
+              </w:rPr>
+              <w:t>&lt; 95Hz 持续 30s</w:t>
+            </w:r>
+          </w:p>
+        </w:tc>
+        <w:tc>
+          <w:tcPr>
+            <w:tcW w:type="dxa" w:w="1757"/>
+          </w:tcPr>
+          <w:p>
+            <w:r>
+              <w:rPr>
+                <w:sz w:val="20"/>
+              </w:rPr>
+              <w:t>标记数据异常，降级运行</w:t>
+            </w:r>
+          </w:p>
+        </w:tc>
+      </w:tr>
+      <w:tr>
+        <w:tc>
+          <w:tcPr>
+            <w:tcW w:type="dxa" w:w="1757"/>
+          </w:tcPr>
+          <w:p>
+            <w:r>
+              <w:rPr>
+                <w:sz w:val="20"/>
+              </w:rPr>
+            </w:r>
+          </w:p>
+        </w:tc>
+        <w:tc>
+          <w:tcPr>
+            <w:tcW w:type="dxa" w:w="1757"/>
+          </w:tcPr>
+          <w:p>
+            <w:r>
+              <w:rPr>
+                <w:sz w:val="20"/>
+              </w:rPr>
+              <w:t>激光功率</w:t>
+            </w:r>
+          </w:p>
+        </w:tc>
+        <w:tc>
+          <w:tcPr>
+            <w:tcW w:type="dxa" w:w="1757"/>
+          </w:tcPr>
+          <w:p>
+            <w:r>
+              <w:rPr>
+                <w:sz w:val="20"/>
+              </w:rPr>
+              <w:t>额定功率±5%</w:t>
+            </w:r>
+          </w:p>
+        </w:tc>
+        <w:tc>
+          <w:tcPr>
+            <w:tcW w:type="dxa" w:w="1757"/>
+          </w:tcPr>
+          <w:p>
+            <w:r>
+              <w:rPr>
+                <w:sz w:val="20"/>
+              </w:rPr>
+              <w:t>超出±10%</w:t>
+            </w:r>
+          </w:p>
+        </w:tc>
+        <w:tc>
+          <w:tcPr>
+            <w:tcW w:type="dxa" w:w="1757"/>
+          </w:tcPr>
+          <w:p>
+            <w:r>
+              <w:rPr>
+                <w:sz w:val="20"/>
+              </w:rPr>
+              <w:t>自动降功率保护</w:t>
+            </w:r>
+          </w:p>
+        </w:tc>
+      </w:tr>
+      <w:tr>
+        <w:tc>
+          <w:tcPr>
+            <w:tcW w:type="dxa" w:w="1757"/>
+          </w:tcPr>
+          <w:p>
+            <w:r>
+              <w:rPr>
+                <w:sz w:val="20"/>
+              </w:rPr>
+            </w:r>
+          </w:p>
+        </w:tc>
+        <w:tc>
+          <w:tcPr>
+            <w:tcW w:type="dxa" w:w="1757"/>
+          </w:tcPr>
+          <w:p>
+            <w:r>
+              <w:rPr>
+                <w:sz w:val="20"/>
+              </w:rPr>
+              <w:t>温度</w:t>
+            </w:r>
+          </w:p>
+        </w:tc>
+        <w:tc>
+          <w:tcPr>
+            <w:tcW w:type="dxa" w:w="1757"/>
+          </w:tcPr>
+          <w:p>
+            <w:r>
+              <w:rPr>
+                <w:sz w:val="20"/>
+              </w:rPr>
+              <w:t>20~45°C</w:t>
+            </w:r>
+          </w:p>
+        </w:tc>
+        <w:tc>
+          <w:tcPr>
+            <w:tcW w:type="dxa" w:w="1757"/>
+          </w:tcPr>
+          <w:p>
+            <w:r>
+              <w:rPr>
+                <w:sz w:val="20"/>
+              </w:rPr>
+              <w:t>&gt; 50°C</w:t>
+            </w:r>
+          </w:p>
+        </w:tc>
+        <w:tc>
+          <w:tcPr>
+            <w:tcW w:type="dxa" w:w="1757"/>
+          </w:tcPr>
+          <w:p>
+            <w:r>
+              <w:rPr>
+                <w:sz w:val="20"/>
+              </w:rPr>
+              <w:t>降频，&gt; 55°C 停机冷却</w:t>
+            </w:r>
+          </w:p>
+        </w:tc>
+      </w:tr>
+      <w:tr>
+        <w:tc>
+          <w:tcPr>
+            <w:tcW w:type="dxa" w:w="1757"/>
+          </w:tcPr>
+          <w:p>
+            <w:r>
+              <w:rPr>
+                <w:sz w:val="20"/>
+              </w:rPr>
+              <w:t>双陀螺仪</w:t>
+            </w:r>
+          </w:p>
+        </w:tc>
+        <w:tc>
+          <w:tcPr>
+            <w:tcW w:type="dxa" w:w="1757"/>
+          </w:tcPr>
+          <w:p>
+            <w:r>
+              <w:rPr>
+                <w:sz w:val="20"/>
+              </w:rPr>
+              <w:t>角速度漂移</w:t>
+            </w:r>
+          </w:p>
+        </w:tc>
+        <w:tc>
+          <w:tcPr>
+            <w:tcW w:type="dxa" w:w="1757"/>
+          </w:tcPr>
+          <w:p>
+            <w:r>
+              <w:rPr>
+                <w:sz w:val="20"/>
+              </w:rPr>
+              <w:t>&lt; 0.01°/s</w:t>
+            </w:r>
+          </w:p>
+        </w:tc>
+        <w:tc>
+          <w:tcPr>
+            <w:tcW w:type="dxa" w:w="1757"/>
+          </w:tcPr>
+          <w:p>
+            <w:r>
+              <w:rPr>
+                <w:sz w:val="20"/>
+              </w:rPr>
+              <w:t>&gt; 0.05°/s</w:t>
+            </w:r>
+          </w:p>
+        </w:tc>
+        <w:tc>
+          <w:tcPr>
+            <w:tcW w:type="dxa" w:w="1757"/>
+          </w:tcPr>
+          <w:p>
+            <w:r>
+              <w:rPr>
+                <w:sz w:val="20"/>
+              </w:rPr>
+              <w:t>触发陀螺仪重置</w:t>
+            </w:r>
+          </w:p>
+        </w:tc>
+      </w:tr>
+      <w:tr>
+        <w:tc>
+          <w:tcPr>
+            <w:tcW w:type="dxa" w:w="1757"/>
+          </w:tcPr>
+          <w:p>
+            <w:r>
+              <w:rPr>
+                <w:sz w:val="20"/>
+              </w:rPr>
+            </w:r>
+          </w:p>
+        </w:tc>
+        <w:tc>
+          <w:tcPr>
+            <w:tcW w:type="dxa" w:w="1757"/>
+          </w:tcPr>
+          <w:p>
+            <w:r>
+              <w:rPr>
+                <w:sz w:val="20"/>
+              </w:rPr>
+              <w:t>姿态角精度</w:t>
+            </w:r>
+          </w:p>
+        </w:tc>
+        <w:tc>
+          <w:tcPr>
+            <w:tcW w:type="dxa" w:w="1757"/>
+          </w:tcPr>
+          <w:p>
+            <w:r>
+              <w:rPr>
+                <w:sz w:val="20"/>
+              </w:rPr>
+              <w:t>±0.01°</w:t>
+            </w:r>
+          </w:p>
+        </w:tc>
+        <w:tc>
+          <w:tcPr>
+            <w:tcW w:type="dxa" w:w="1757"/>
+          </w:tcPr>
+          <w:p>
+            <w:r>
+              <w:rPr>
+                <w:sz w:val="20"/>
+              </w:rPr>
+              <w:t>超出±0.05°</w:t>
+            </w:r>
+          </w:p>
+        </w:tc>
+        <w:tc>
+          <w:tcPr>
+            <w:tcW w:type="dxa" w:w="1757"/>
+          </w:tcPr>
+          <w:p>
+            <w:r>
+              <w:rPr>
+                <w:sz w:val="20"/>
+              </w:rPr>
+              <w:t>切换备用陀螺仪</w:t>
+            </w:r>
+          </w:p>
+        </w:tc>
+      </w:tr>
+      <w:tr>
+        <w:tc>
+          <w:tcPr>
+            <w:tcW w:type="dxa" w:w="1757"/>
+          </w:tcPr>
+          <w:p>
+            <w:r>
+              <w:rPr>
+                <w:sz w:val="20"/>
+              </w:rPr>
+            </w:r>
+          </w:p>
+        </w:tc>
+        <w:tc>
+          <w:tcPr>
+            <w:tcW w:type="dxa" w:w="1757"/>
+          </w:tcPr>
+          <w:p>
+            <w:r>
+              <w:rPr>
+                <w:sz w:val="20"/>
+              </w:rPr>
+              <w:t>两轴数据一致性</w:t>
+            </w:r>
+          </w:p>
+        </w:tc>
+        <w:tc>
+          <w:tcPr>
+            <w:tcW w:type="dxa" w:w="1757"/>
+          </w:tcPr>
+          <w:p>
+            <w:r>
+              <w:rPr>
+                <w:sz w:val="20"/>
+              </w:rPr>
+              <w:t>差值&lt;0.5°</w:t>
+            </w:r>
+          </w:p>
+        </w:tc>
+        <w:tc>
+          <w:tcPr>
+            <w:tcW w:type="dxa" w:w="1757"/>
+          </w:tcPr>
+          <w:p>
+            <w:r>
+              <w:rPr>
+                <w:sz w:val="20"/>
+              </w:rPr>
+              <w:t>差值&gt;1°</w:t>
+            </w:r>
+          </w:p>
+        </w:tc>
+        <w:tc>
+          <w:tcPr>
+            <w:tcW w:type="dxa" w:w="1757"/>
+          </w:tcPr>
+          <w:p>
+            <w:r>
+              <w:rPr>
+                <w:sz w:val="20"/>
+              </w:rPr>
+              <w:t>标记异常，人工检修</w:t>
+            </w:r>
+          </w:p>
+        </w:tc>
+      </w:tr>
+      <w:tr>
+        <w:tc>
+          <w:tcPr>
+            <w:tcW w:type="dxa" w:w="1757"/>
+          </w:tcPr>
+          <w:p>
+            <w:r>
+              <w:rPr>
+                <w:sz w:val="20"/>
+              </w:rPr>
+              <w:t>工控机</w:t>
+            </w:r>
+          </w:p>
+        </w:tc>
+        <w:tc>
+          <w:tcPr>
+            <w:tcW w:type="dxa" w:w="1757"/>
+          </w:tcPr>
+          <w:p>
+            <w:r>
+              <w:rPr>
+                <w:sz w:val="20"/>
+              </w:rPr>
+              <w:t>CPU占用</w:t>
+            </w:r>
+          </w:p>
+        </w:tc>
+        <w:tc>
+          <w:tcPr>
+            <w:tcW w:type="dxa" w:w="1757"/>
+          </w:tcPr>
+          <w:p>
+            <w:r>
+              <w:rPr>
+                <w:sz w:val="20"/>
+              </w:rPr>
+              <w:t>&lt; 60%</w:t>
+            </w:r>
+          </w:p>
+        </w:tc>
+        <w:tc>
+          <w:tcPr>
+            <w:tcW w:type="dxa" w:w="1757"/>
+          </w:tcPr>
+          <w:p>
+            <w:r>
+              <w:rPr>
+                <w:sz w:val="20"/>
+              </w:rPr>
+              <w:t>&gt; 80% 持续 1min</w:t>
+            </w:r>
+          </w:p>
+        </w:tc>
+        <w:tc>
+          <w:tcPr>
+            <w:tcW w:type="dxa" w:w="1757"/>
+          </w:tcPr>
+          <w:p>
+            <w:r>
+              <w:rPr>
+                <w:sz w:val="20"/>
+              </w:rPr>
+              <w:t>触发GC，降AI推理并发</w:t>
+            </w:r>
+          </w:p>
+        </w:tc>
+      </w:tr>
+      <w:tr>
+        <w:tc>
+          <w:tcPr>
+            <w:tcW w:type="dxa" w:w="1757"/>
+          </w:tcPr>
+          <w:p>
+            <w:r>
+              <w:rPr>
+                <w:sz w:val="20"/>
+              </w:rPr>
+            </w:r>
+          </w:p>
+        </w:tc>
+        <w:tc>
+          <w:tcPr>
+            <w:tcW w:type="dxa" w:w="1757"/>
+          </w:tcPr>
+          <w:p>
+            <w:r>
+              <w:rPr>
+                <w:sz w:val="20"/>
+              </w:rPr>
+              <w:t>内存占用</w:t>
+            </w:r>
+          </w:p>
+        </w:tc>
+        <w:tc>
+          <w:tcPr>
+            <w:tcW w:type="dxa" w:w="1757"/>
+          </w:tcPr>
+          <w:p>
+            <w:r>
+              <w:rPr>
+                <w:sz w:val="20"/>
+              </w:rPr>
+              <w:t>&lt; 50%</w:t>
+            </w:r>
+          </w:p>
+        </w:tc>
+        <w:tc>
+          <w:tcPr>
+            <w:tcW w:type="dxa" w:w="1757"/>
+          </w:tcPr>
+          <w:p>
+            <w:r>
+              <w:rPr>
+                <w:sz w:val="20"/>
+              </w:rPr>
+              <w:t>&gt; 85%</w:t>
+            </w:r>
+          </w:p>
+        </w:tc>
+        <w:tc>
+          <w:tcPr>
+            <w:tcW w:type="dxa" w:w="1757"/>
+          </w:tcPr>
+          <w:p>
+            <w:r>
+              <w:rPr>
+                <w:sz w:val="20"/>
+              </w:rPr>
+              <w:t>清理历史缓存</w:t>
+            </w:r>
+          </w:p>
+        </w:tc>
+      </w:tr>
+      <w:tr>
+        <w:tc>
+          <w:tcPr>
+            <w:tcW w:type="dxa" w:w="1757"/>
+          </w:tcPr>
+          <w:p>
+            <w:r>
+              <w:rPr>
+                <w:sz w:val="20"/>
+              </w:rPr>
+            </w:r>
+          </w:p>
+        </w:tc>
+        <w:tc>
+          <w:tcPr>
+            <w:tcW w:type="dxa" w:w="1757"/>
+          </w:tcPr>
+          <w:p>
+            <w:r>
+              <w:rPr>
+                <w:sz w:val="20"/>
+              </w:rPr>
+              <w:t>磁盘剩余空间</w:t>
+            </w:r>
+          </w:p>
+        </w:tc>
+        <w:tc>
+          <w:tcPr>
+            <w:tcW w:type="dxa" w:w="1757"/>
+          </w:tcPr>
+          <w:p>
+            <w:r>
+              <w:rPr>
+                <w:sz w:val="20"/>
+              </w:rPr>
+              <w:t>&gt; 20%</w:t>
+            </w:r>
+          </w:p>
+        </w:tc>
+        <w:tc>
+          <w:tcPr>
+            <w:tcW w:type="dxa" w:w="1757"/>
+          </w:tcPr>
+          <w:p>
+            <w:r>
+              <w:rPr>
+                <w:sz w:val="20"/>
+              </w:rPr>
+              <w:t>&lt; 10%</w:t>
+            </w:r>
+          </w:p>
+        </w:tc>
+        <w:tc>
+          <w:tcPr>
+            <w:tcW w:type="dxa" w:w="1757"/>
+          </w:tcPr>
+          <w:p>
+            <w:r>
+              <w:rPr>
+                <w:sz w:val="20"/>
+              </w:rPr>
+              <w:t>删除最旧任务数据</w:t>
+            </w:r>
+          </w:p>
+        </w:tc>
+      </w:tr>
+      <w:tr>
+        <w:tc>
+          <w:tcPr>
+            <w:tcW w:type="dxa" w:w="1757"/>
+          </w:tcPr>
+          <w:p>
+            <w:r>
+              <w:rPr>
+                <w:sz w:val="20"/>
+              </w:rPr>
+            </w:r>
+          </w:p>
+        </w:tc>
+        <w:tc>
+          <w:tcPr>
+            <w:tcW w:type="dxa" w:w="1757"/>
+          </w:tcPr>
+          <w:p>
+            <w:r>
+              <w:rPr>
+                <w:sz w:val="20"/>
+              </w:rPr>
+              <w:t>GPU温度</w:t>
+            </w:r>
+          </w:p>
+        </w:tc>
+        <w:tc>
+          <w:tcPr>
+            <w:tcW w:type="dxa" w:w="1757"/>
+          </w:tcPr>
+          <w:p>
+            <w:r>
+              <w:rPr>
+                <w:sz w:val="20"/>
+              </w:rPr>
+              <w:t>30~70°C</w:t>
+            </w:r>
+          </w:p>
+        </w:tc>
+        <w:tc>
+          <w:tcPr>
+            <w:tcW w:type="dxa" w:w="1757"/>
+          </w:tcPr>
+          <w:p>
+            <w:r>
+              <w:rPr>
+                <w:sz w:val="20"/>
+              </w:rPr>
+              <w:t>&gt; 80°C</w:t>
+            </w:r>
+          </w:p>
+        </w:tc>
+        <w:tc>
+          <w:tcPr>
+            <w:tcW w:type="dxa" w:w="1757"/>
+          </w:tcPr>
+          <w:p>
+            <w:r>
+              <w:rPr>
+                <w:sz w:val="20"/>
+              </w:rPr>
+              <w:t>降GPU频率</w:t>
+            </w:r>
+          </w:p>
+        </w:tc>
+      </w:tr>
+      <w:tr>
+        <w:tc>
+          <w:tcPr>
+            <w:tcW w:type="dxa" w:w="1757"/>
+          </w:tcPr>
+          <w:p>
+            <w:r>
+              <w:rPr>
+                <w:sz w:val="20"/>
+              </w:rPr>
+            </w:r>
+          </w:p>
+        </w:tc>
+        <w:tc>
+          <w:tcPr>
+            <w:tcW w:type="dxa" w:w="1757"/>
+          </w:tcPr>
+          <w:p>
+            <w:r>
+              <w:rPr>
+                <w:sz w:val="20"/>
+              </w:rPr>
+              <w:t>进程存活</w:t>
+            </w:r>
+          </w:p>
+        </w:tc>
+        <w:tc>
+          <w:tcPr>
+            <w:tcW w:type="dxa" w:w="1757"/>
+          </w:tcPr>
+          <w:p>
+            <w:r>
+              <w:rPr>
+                <w:sz w:val="20"/>
+              </w:rPr>
+              <w:t>全部正常</w:t>
+            </w:r>
+          </w:p>
+        </w:tc>
+        <w:tc>
+          <w:tcPr>
+            <w:tcW w:type="dxa" w:w="1757"/>
+          </w:tcPr>
+          <w:p>
+            <w:r>
+              <w:rPr>
+                <w:sz w:val="20"/>
+              </w:rPr>
+              <w:t>任一进程退出</w:t>
+            </w:r>
+          </w:p>
+        </w:tc>
+        <w:tc>
+          <w:tcPr>
+            <w:tcW w:type="dxa" w:w="1757"/>
+          </w:tcPr>
+          <w:p>
+            <w:r>
+              <w:rPr>
+                <w:sz w:val="20"/>
+              </w:rPr>
+              <w:t>自动重启该服务</w:t>
+            </w:r>
+          </w:p>
+        </w:tc>
+      </w:tr>
+      <w:tr>
+        <w:tc>
+          <w:tcPr>
+            <w:tcW w:type="dxa" w:w="1757"/>
+          </w:tcPr>
+          <w:p>
+            <w:r>
+              <w:rPr>
+                <w:sz w:val="20"/>
+              </w:rPr>
+              <w:t>工业总线伺服运控系统</w:t>
+            </w:r>
+          </w:p>
+        </w:tc>
+        <w:tc>
+          <w:tcPr>
+            <w:tcW w:type="dxa" w:w="1757"/>
+          </w:tcPr>
+          <w:p>
+            <w:r>
+              <w:rPr>
+                <w:sz w:val="20"/>
+              </w:rPr>
+              <w:t>通信状态</w:t>
+            </w:r>
+          </w:p>
+        </w:tc>
+        <w:tc>
+          <w:tcPr>
+            <w:tcW w:type="dxa" w:w="1757"/>
+          </w:tcPr>
+          <w:p>
+            <w:r>
+              <w:rPr>
+                <w:sz w:val="20"/>
+              </w:rPr>
+              <w:t>心跳正常</w:t>
+            </w:r>
+          </w:p>
+        </w:tc>
+        <w:tc>
+          <w:tcPr>
+            <w:tcW w:type="dxa" w:w="1757"/>
+          </w:tcPr>
+          <w:p>
+            <w:r>
+              <w:rPr>
+                <w:sz w:val="20"/>
+              </w:rPr>
+              <w:t>连续 3 次中断</w:t>
+            </w:r>
+          </w:p>
+        </w:tc>
+        <w:tc>
+          <w:tcPr>
+            <w:tcW w:type="dxa" w:w="1757"/>
+          </w:tcPr>
+          <w:p>
+            <w:r>
+              <w:rPr>
+                <w:sz w:val="20"/>
+              </w:rPr>
+              <w:t>触发急停，保护电机</w:t>
+            </w:r>
+          </w:p>
+        </w:tc>
+      </w:tr>
+      <w:tr>
+        <w:tc>
+          <w:tcPr>
+            <w:tcW w:type="dxa" w:w="1757"/>
+          </w:tcPr>
+          <w:p>
+            <w:r>
+              <w:rPr>
+                <w:sz w:val="20"/>
+              </w:rPr>
+            </w:r>
+          </w:p>
+        </w:tc>
+        <w:tc>
+          <w:tcPr>
+            <w:tcW w:type="dxa" w:w="1757"/>
+          </w:tcPr>
+          <w:p>
+            <w:r>
+              <w:rPr>
+                <w:sz w:val="20"/>
+              </w:rPr>
+              <w:t>伺服驱动故障码</w:t>
+            </w:r>
+          </w:p>
+        </w:tc>
+        <w:tc>
+          <w:tcPr>
+            <w:tcW w:type="dxa" w:w="1757"/>
+          </w:tcPr>
+          <w:p>
+            <w:r>
+              <w:rPr>
+                <w:sz w:val="20"/>
+              </w:rPr>
+              <w:t>0</w:t>
+            </w:r>
+          </w:p>
+        </w:tc>
+        <w:tc>
+          <w:tcPr>
+            <w:tcW w:type="dxa" w:w="1757"/>
+          </w:tcPr>
+          <w:p>
+            <w:r>
+              <w:rPr>
+                <w:sz w:val="20"/>
+              </w:rPr>
+              <w:t>非0</w:t>
+            </w:r>
+          </w:p>
+        </w:tc>
+        <w:tc>
+          <w:tcPr>
+            <w:tcW w:type="dxa" w:w="1757"/>
+          </w:tcPr>
+          <w:p>
+            <w:r>
+              <w:rPr>
+                <w:sz w:val="20"/>
+              </w:rPr>
+              <w:t>立即告警，详细记录故障码</w:t>
+            </w:r>
+          </w:p>
+        </w:tc>
+      </w:tr>
+      <w:tr>
+        <w:tc>
+          <w:tcPr>
+            <w:tcW w:type="dxa" w:w="1757"/>
+          </w:tcPr>
+          <w:p>
+            <w:r>
+              <w:rPr>
+                <w:sz w:val="20"/>
+              </w:rPr>
+            </w:r>
+          </w:p>
+        </w:tc>
+        <w:tc>
+          <w:tcPr>
+            <w:tcW w:type="dxa" w:w="1757"/>
+          </w:tcPr>
+          <w:p>
+            <w:r>
+              <w:rPr>
+                <w:sz w:val="20"/>
+              </w:rPr>
+              <w:t>电机温度</w:t>
+            </w:r>
+          </w:p>
+        </w:tc>
+        <w:tc>
+          <w:tcPr>
+            <w:tcW w:type="dxa" w:w="1757"/>
+          </w:tcPr>
+          <w:p>
+            <w:r>
+              <w:rPr>
+                <w:sz w:val="20"/>
+              </w:rPr>
+              <w:t>&lt; 80°C</w:t>
+            </w:r>
+          </w:p>
+        </w:tc>
+        <w:tc>
+          <w:tcPr>
+            <w:tcW w:type="dxa" w:w="1757"/>
+          </w:tcPr>
+          <w:p>
+            <w:r>
+              <w:rPr>
+                <w:sz w:val="20"/>
+              </w:rPr>
+              <w:t>&gt; 80°C</w:t>
+            </w:r>
+          </w:p>
+        </w:tc>
+        <w:tc>
+          <w:tcPr>
+            <w:tcW w:type="dxa" w:w="1757"/>
+          </w:tcPr>
+          <w:p>
+            <w:r>
+              <w:rPr>
+                <w:sz w:val="20"/>
+              </w:rPr>
+              <w:t>降载保护，&gt; 90°C 急停</w:t>
+            </w:r>
+          </w:p>
+        </w:tc>
+      </w:tr>
+      <w:tr>
+        <w:tc>
+          <w:tcPr>
+            <w:tcW w:type="dxa" w:w="1757"/>
+          </w:tcPr>
+          <w:p>
+            <w:r>
+              <w:rPr>
+                <w:sz w:val="20"/>
+              </w:rPr>
+            </w:r>
+          </w:p>
+        </w:tc>
+        <w:tc>
+          <w:tcPr>
+            <w:tcW w:type="dxa" w:w="1757"/>
+          </w:tcPr>
+          <w:p>
+            <w:r>
+              <w:rPr>
+                <w:sz w:val="20"/>
+              </w:rPr>
+              <w:t>运行速度一致性</w:t>
+            </w:r>
+          </w:p>
+        </w:tc>
+        <w:tc>
+          <w:tcPr>
+            <w:tcW w:type="dxa" w:w="1757"/>
+          </w:tcPr>
+          <w:p>
+            <w:r>
+              <w:rPr>
+                <w:sz w:val="20"/>
+              </w:rPr>
+              <w:t>速度偏差 &lt; ±5%</w:t>
+            </w:r>
+          </w:p>
+        </w:tc>
+        <w:tc>
+          <w:tcPr>
+            <w:tcW w:type="dxa" w:w="1757"/>
+          </w:tcPr>
+          <w:p>
+            <w:r>
+              <w:rPr>
+                <w:sz w:val="20"/>
+              </w:rPr>
+              <w:t>偏差 &gt; ±10%</w:t>
+            </w:r>
+          </w:p>
+        </w:tc>
+        <w:tc>
+          <w:tcPr>
+            <w:tcW w:type="dxa" w:w="1757"/>
+          </w:tcPr>
+          <w:p>
+            <w:r>
+              <w:rPr>
+                <w:sz w:val="20"/>
+              </w:rPr>
+              <w:t>触发定速巡航重校正</w:t>
+            </w:r>
+          </w:p>
+        </w:tc>
+      </w:tr>
+      <w:tr>
+        <w:tc>
+          <w:tcPr>
+            <w:tcW w:type="dxa" w:w="1757"/>
+          </w:tcPr>
+          <w:p>
+            <w:r>
+              <w:rPr>
+                <w:sz w:val="20"/>
+              </w:rPr>
+            </w:r>
+          </w:p>
+        </w:tc>
+        <w:tc>
+          <w:tcPr>
+            <w:tcW w:type="dxa" w:w="1757"/>
+          </w:tcPr>
+          <w:p>
+            <w:r>
+              <w:rPr>
+                <w:sz w:val="20"/>
+              </w:rPr>
+              <w:t>急停回路状态</w:t>
+            </w:r>
+          </w:p>
+        </w:tc>
+        <w:tc>
+          <w:tcPr>
+            <w:tcW w:type="dxa" w:w="1757"/>
+          </w:tcPr>
+          <w:p>
+            <w:r>
+              <w:rPr>
+                <w:sz w:val="20"/>
+              </w:rPr>
+              <w:t>正常</w:t>
+            </w:r>
+          </w:p>
+        </w:tc>
+        <w:tc>
+          <w:tcPr>
+            <w:tcW w:type="dxa" w:w="1757"/>
+          </w:tcPr>
+          <w:p>
+            <w:r>
+              <w:rPr>
+                <w:sz w:val="20"/>
+              </w:rPr>
+              <w:t>回路断开</w:t>
+            </w:r>
+          </w:p>
+        </w:tc>
+        <w:tc>
+          <w:tcPr>
+            <w:tcW w:type="dxa" w:w="1757"/>
+          </w:tcPr>
+          <w:p>
+            <w:r>
+              <w:rPr>
+                <w:sz w:val="20"/>
+              </w:rPr>
+              <w:t>立即停车，导向安全侧</w:t>
+            </w:r>
+          </w:p>
+        </w:tc>
+      </w:tr>
+      <w:tr>
+        <w:tc>
+          <w:tcPr>
+            <w:tcW w:type="dxa" w:w="1757"/>
+          </w:tcPr>
+          <w:p>
+            <w:r>
+              <w:rPr>
+                <w:sz w:val="20"/>
+              </w:rPr>
+              <w:t>测距传感器矩阵</w:t>
+            </w:r>
+          </w:p>
+        </w:tc>
+        <w:tc>
+          <w:tcPr>
+            <w:tcW w:type="dxa" w:w="1757"/>
+          </w:tcPr>
+          <w:p>
+            <w:r>
+              <w:rPr>
+                <w:sz w:val="20"/>
+              </w:rPr>
+              <w:t>传感器在线状态</w:t>
+            </w:r>
+          </w:p>
+        </w:tc>
+        <w:tc>
+          <w:tcPr>
+            <w:tcW w:type="dxa" w:w="1757"/>
+          </w:tcPr>
+          <w:p>
+            <w:r>
+              <w:rPr>
+                <w:sz w:val="20"/>
+              </w:rPr>
+              <w:t>心跳正常</w:t>
+            </w:r>
+          </w:p>
+        </w:tc>
+        <w:tc>
+          <w:tcPr>
+            <w:tcW w:type="dxa" w:w="1757"/>
+          </w:tcPr>
+          <w:p>
+            <w:r>
+              <w:rPr>
+                <w:sz w:val="20"/>
+              </w:rPr>
+              <w:t>连续 3 次无心跳</w:t>
+            </w:r>
+          </w:p>
+        </w:tc>
+        <w:tc>
+          <w:tcPr>
+            <w:tcW w:type="dxa" w:w="1757"/>
+          </w:tcPr>
+          <w:p>
+            <w:r>
+              <w:rPr>
+                <w:sz w:val="20"/>
+              </w:rPr>
+              <w:t>标记该传感器离线</w:t>
+            </w:r>
+          </w:p>
+        </w:tc>
+      </w:tr>
+      <w:tr>
+        <w:tc>
+          <w:tcPr>
+            <w:tcW w:type="dxa" w:w="1757"/>
+          </w:tcPr>
+          <w:p>
+            <w:r>
+              <w:rPr>
+                <w:sz w:val="20"/>
+              </w:rPr>
+            </w:r>
+          </w:p>
+        </w:tc>
+        <w:tc>
+          <w:tcPr>
+            <w:tcW w:type="dxa" w:w="1757"/>
+          </w:tcPr>
+          <w:p>
+            <w:r>
+              <w:rPr>
+                <w:sz w:val="20"/>
+              </w:rPr>
+              <w:t>测量数据率</w:t>
+            </w:r>
+          </w:p>
+        </w:tc>
+        <w:tc>
+          <w:tcPr>
+            <w:tcW w:type="dxa" w:w="1757"/>
+          </w:tcPr>
+          <w:p>
+            <w:r>
+              <w:rPr>
+                <w:sz w:val="20"/>
+              </w:rPr>
+              <w:t>100Hz 稳定</w:t>
+            </w:r>
+          </w:p>
+        </w:tc>
+        <w:tc>
+          <w:tcPr>
+            <w:tcW w:type="dxa" w:w="1757"/>
+          </w:tcPr>
+          <w:p>
+            <w:r>
+              <w:rPr>
+                <w:sz w:val="20"/>
+              </w:rPr>
+              <w:t>&lt; 95Hz 持续 10s</w:t>
+            </w:r>
+          </w:p>
+        </w:tc>
+        <w:tc>
+          <w:tcPr>
+            <w:tcW w:type="dxa" w:w="1757"/>
+          </w:tcPr>
+          <w:p>
+            <w:r>
+              <w:rPr>
+                <w:sz w:val="20"/>
+              </w:rPr>
+              <w:t>标记数据异常</w:t>
+            </w:r>
+          </w:p>
+        </w:tc>
+      </w:tr>
+      <w:tr>
+        <w:tc>
+          <w:tcPr>
+            <w:tcW w:type="dxa" w:w="1757"/>
+          </w:tcPr>
+          <w:p>
+            <w:r>
+              <w:rPr>
+                <w:sz w:val="20"/>
+              </w:rPr>
+            </w:r>
+          </w:p>
+        </w:tc>
+        <w:tc>
+          <w:tcPr>
+            <w:tcW w:type="dxa" w:w="1757"/>
+          </w:tcPr>
+          <w:p>
+            <w:r>
+              <w:rPr>
+                <w:sz w:val="20"/>
+              </w:rPr>
+              <w:t>测量精度</w:t>
+            </w:r>
+          </w:p>
+        </w:tc>
+        <w:tc>
+          <w:tcPr>
+            <w:tcW w:type="dxa" w:w="1757"/>
+          </w:tcPr>
+          <w:p>
+            <w:r>
+              <w:rPr>
+                <w:sz w:val="20"/>
+              </w:rPr>
+              <w:t>±1mm</w:t>
+            </w:r>
+          </w:p>
+        </w:tc>
+        <w:tc>
+          <w:tcPr>
+            <w:tcW w:type="dxa" w:w="1757"/>
+          </w:tcPr>
+          <w:p>
+            <w:r>
+              <w:rPr>
+                <w:sz w:val="20"/>
+              </w:rPr>
+              <w:t>超出 ±3mm</w:t>
+            </w:r>
+          </w:p>
+        </w:tc>
+        <w:tc>
+          <w:tcPr>
+            <w:tcW w:type="dxa" w:w="1757"/>
+          </w:tcPr>
+          <w:p>
+            <w:r>
+              <w:rPr>
+                <w:sz w:val="20"/>
+              </w:rPr>
+              <w:t>触发重校正或更换</w:t>
+            </w:r>
+          </w:p>
+        </w:tc>
+      </w:tr>
+      <w:tr>
+        <w:tc>
+          <w:tcPr>
+            <w:tcW w:type="dxa" w:w="1757"/>
+          </w:tcPr>
+          <w:p>
+            <w:r>
+              <w:rPr>
+                <w:sz w:val="20"/>
+              </w:rPr>
+            </w:r>
+          </w:p>
+        </w:tc>
+        <w:tc>
+          <w:tcPr>
+            <w:tcW w:type="dxa" w:w="1757"/>
+          </w:tcPr>
+          <w:p>
+            <w:r>
+              <w:rPr>
+                <w:sz w:val="20"/>
+              </w:rPr>
+              <w:t>传感器温度</w:t>
+            </w:r>
+          </w:p>
+        </w:tc>
+        <w:tc>
+          <w:tcPr>
+            <w:tcW w:type="dxa" w:w="1757"/>
+          </w:tcPr>
+          <w:p>
+            <w:r>
+              <w:rPr>
+                <w:sz w:val="20"/>
+              </w:rPr>
+              <w:t>20~50°C</w:t>
+            </w:r>
+          </w:p>
+        </w:tc>
+        <w:tc>
+          <w:tcPr>
+            <w:tcW w:type="dxa" w:w="1757"/>
+          </w:tcPr>
+          <w:p>
+            <w:r>
+              <w:rPr>
+                <w:sz w:val="20"/>
+              </w:rPr>
+              <w:t>&gt; 55°C</w:t>
+            </w:r>
+          </w:p>
+        </w:tc>
+        <w:tc>
+          <w:tcPr>
+            <w:tcW w:type="dxa" w:w="1757"/>
+          </w:tcPr>
+          <w:p>
+            <w:r>
+              <w:rPr>
+                <w:sz w:val="20"/>
+              </w:rPr>
+              <w:t>降频，&gt; 60°C 停机</w:t>
+            </w:r>
+          </w:p>
+        </w:tc>
+      </w:tr>
+      <w:tr>
+        <w:tc>
+          <w:tcPr>
+            <w:tcW w:type="dxa" w:w="1757"/>
+          </w:tcPr>
+          <w:p>
+            <w:r>
+              <w:rPr>
+                <w:sz w:val="20"/>
+              </w:rPr>
+              <w:t>移动网络</w:t>
+            </w:r>
+          </w:p>
+        </w:tc>
+        <w:tc>
+          <w:tcPr>
+            <w:tcW w:type="dxa" w:w="1757"/>
+          </w:tcPr>
+          <w:p>
+            <w:r>
+              <w:rPr>
+                <w:sz w:val="20"/>
+              </w:rPr>
+              <w:t>信号强度</w:t>
+            </w:r>
+          </w:p>
+        </w:tc>
+        <w:tc>
+          <w:tcPr>
+            <w:tcW w:type="dxa" w:w="1757"/>
+          </w:tcPr>
+          <w:p>
+            <w:r>
+              <w:rPr>
+                <w:sz w:val="20"/>
+              </w:rPr>
+              <w:t>&gt; -85dBm</w:t>
+            </w:r>
+          </w:p>
+        </w:tc>
+        <w:tc>
+          <w:tcPr>
+            <w:tcW w:type="dxa" w:w="1757"/>
+          </w:tcPr>
+          <w:p>
+            <w:r>
+              <w:rPr>
+                <w:sz w:val="20"/>
+              </w:rPr>
+              <w:t>&lt; -100dBm</w:t>
+            </w:r>
+          </w:p>
+        </w:tc>
+        <w:tc>
+          <w:tcPr>
+            <w:tcW w:type="dxa" w:w="1757"/>
+          </w:tcPr>
+          <w:p>
+            <w:r>
+              <w:rPr>
+                <w:sz w:val="20"/>
+              </w:rPr>
+              <w:t>降数据传输优先级</w:t>
+            </w:r>
+          </w:p>
+        </w:tc>
+      </w:tr>
+      <w:tr>
+        <w:tc>
+          <w:tcPr>
+            <w:tcW w:type="dxa" w:w="1757"/>
+          </w:tcPr>
+          <w:p>
+            <w:r>
+              <w:rPr>
+                <w:sz w:val="20"/>
+              </w:rPr>
+            </w:r>
+          </w:p>
+        </w:tc>
+        <w:tc>
+          <w:tcPr>
+            <w:tcW w:type="dxa" w:w="1757"/>
+          </w:tcPr>
+          <w:p>
+            <w:r>
+              <w:rPr>
+                <w:sz w:val="20"/>
+              </w:rPr>
+              <w:t>传输延迟</w:t>
+            </w:r>
+          </w:p>
+        </w:tc>
+        <w:tc>
+          <w:tcPr>
+            <w:tcW w:type="dxa" w:w="1757"/>
+          </w:tcPr>
+          <w:p>
+            <w:r>
+              <w:rPr>
+                <w:sz w:val="20"/>
+              </w:rPr>
+              <w:t>&lt; 200ms</w:t>
+            </w:r>
+          </w:p>
+        </w:tc>
+        <w:tc>
+          <w:tcPr>
+            <w:tcW w:type="dxa" w:w="1757"/>
+          </w:tcPr>
+          <w:p>
+            <w:r>
+              <w:rPr>
+                <w:sz w:val="20"/>
+              </w:rPr>
+              <w:t>&gt; 500ms</w:t>
+            </w:r>
+          </w:p>
+        </w:tc>
+        <w:tc>
+          <w:tcPr>
+            <w:tcW w:type="dxa" w:w="1757"/>
+          </w:tcPr>
+          <w:p>
+            <w:r>
+              <w:rPr>
+                <w:sz w:val="20"/>
+              </w:rPr>
+              <w:t>切换本地存储模式</w:t>
+            </w:r>
+          </w:p>
+        </w:tc>
+      </w:tr>
+      <w:tr>
+        <w:tc>
+          <w:tcPr>
+            <w:tcW w:type="dxa" w:w="1757"/>
+          </w:tcPr>
+          <w:p>
+            <w:r>
+              <w:rPr>
+                <w:sz w:val="20"/>
+              </w:rPr>
+            </w:r>
+          </w:p>
+        </w:tc>
+        <w:tc>
+          <w:tcPr>
+            <w:tcW w:type="dxa" w:w="1757"/>
+          </w:tcPr>
+          <w:p>
+            <w:r>
+              <w:rPr>
+                <w:sz w:val="20"/>
+              </w:rPr>
+              <w:t>带宽</w:t>
+            </w:r>
+          </w:p>
+        </w:tc>
+        <w:tc>
+          <w:tcPr>
+            <w:tcW w:type="dxa" w:w="1757"/>
+          </w:tcPr>
+          <w:p>
+            <w:r>
+              <w:rPr>
+                <w:sz w:val="20"/>
+              </w:rPr>
+              <w:t>&gt; 5Mbps</w:t>
+            </w:r>
+          </w:p>
+        </w:tc>
+        <w:tc>
+          <w:tcPr>
+            <w:tcW w:type="dxa" w:w="1757"/>
+          </w:tcPr>
+          <w:p>
+            <w:r>
+              <w:rPr>
+                <w:sz w:val="20"/>
+              </w:rPr>
+              <w:t>&lt; 1Mbps</w:t>
+            </w:r>
+          </w:p>
+        </w:tc>
+        <w:tc>
+          <w:tcPr>
+            <w:tcW w:type="dxa" w:w="1757"/>
+          </w:tcPr>
+          <w:p>
+            <w:r>
+              <w:rPr>
+                <w:sz w:val="20"/>
+              </w:rPr>
+              <w:t>暂停非紧急数据上传</w:t>
+            </w:r>
+          </w:p>
+        </w:tc>
+      </w:tr>
+    </w:tbl>
+    <w:p/>
+    <w:p>
+      <w:pPr>
+        <w:spacing w:after="60"/>
+      </w:pPr>
+      <w:r>
+        <w:rPr>
+          <w:sz w:val="21"/>
+        </w:rPr>
+        <w:t>**设备故障自检机制：**</w:t>
       </w:r>
     </w:p>
     <w:tbl>
@@ -115,7 +1984,7 @@
               <w:rPr>
                 <w:sz w:val="20"/>
               </w:rPr>
-              <w:t>设备</w:t>
+              <w:t>自检类型</w:t>
             </w:r>
           </w:p>
         </w:tc>
@@ -128,7 +1997,7 @@
               <w:rPr>
                 <w:sz w:val="20"/>
               </w:rPr>
-              <w:t>监控参数</w:t>
+              <w:t>频率</w:t>
             </w:r>
           </w:p>
         </w:tc>
@@ -141,7 +2010,7 @@
               <w:rPr>
                 <w:sz w:val="20"/>
               </w:rPr>
-              <w:t>告警阈值</w:t>
+              <w:t>内容</w:t>
             </w:r>
           </w:p>
         </w:tc>
@@ -156,7 +2025,7 @@
               <w:rPr>
                 <w:sz w:val="20"/>
               </w:rPr>
-              <w:t>工业相机 ×6</w:t>
+              <w:t>传感器自检</w:t>
             </w:r>
           </w:p>
         </w:tc>
@@ -169,7 +2038,7 @@
               <w:rPr>
                 <w:sz w:val="20"/>
               </w:rPr>
-              <w:t>帧率 / 丢包率 / 在线状态 / 温度</w:t>
+              <w:t>每次任务前</w:t>
             </w:r>
           </w:p>
         </w:tc>
@@ -182,7 +2051,7 @@
               <w:rPr>
                 <w:sz w:val="20"/>
               </w:rPr>
-              <w:t>帧率 &lt;20fps / 丢包率&gt;1% / 离线</w:t>
+              <w:t>相机曝光校正 / 激光功率校准 / 陀螺仪零偏校准</w:t>
             </w:r>
           </w:p>
         </w:tc>
@@ -197,7 +2066,7 @@
               <w:rPr>
                 <w:sz w:val="20"/>
               </w:rPr>
-              <w:t>3D 激光 ×2</w:t>
+              <w:t>帧率自检</w:t>
             </w:r>
           </w:p>
         </w:tc>
@@ -210,7 +2079,7 @@
               <w:rPr>
                 <w:sz w:val="20"/>
               </w:rPr>
-              <w:t>数据率 / 温度 / 功率</w:t>
+              <w:t>运行时持续</w:t>
             </w:r>
           </w:p>
         </w:tc>
@@ -223,7 +2092,7 @@
               <w:rPr>
                 <w:sz w:val="20"/>
               </w:rPr>
-              <w:t>数据率异常 / 温度超限</w:t>
+              <w:t>统计每分钟实际帧率，与设定值对比</w:t>
             </w:r>
           </w:p>
         </w:tc>
@@ -238,7 +2107,7 @@
               <w:rPr>
                 <w:sz w:val="20"/>
               </w:rPr>
-              <w:t>双陀螺仪</w:t>
+              <w:t>数据完整性自检</w:t>
             </w:r>
           </w:p>
         </w:tc>
@@ -251,7 +2120,7 @@
               <w:rPr>
                 <w:sz w:val="20"/>
               </w:rPr>
-              <w:t>角速度漂移 / 姿态角异常</w:t>
+              <w:t>运行时持续</w:t>
             </w:r>
           </w:p>
         </w:tc>
@@ -264,7 +2133,7 @@
               <w:rPr>
                 <w:sz w:val="20"/>
               </w:rPr>
-              <w:t>漂移超限</w:t>
+              <w:t>统计应收帧数 vs 实收帧数</w:t>
             </w:r>
           </w:p>
         </w:tc>
@@ -279,7 +2148,7 @@
               <w:rPr>
                 <w:sz w:val="20"/>
               </w:rPr>
-              <w:t>工控机</w:t>
+              <w:t>通信自检</w:t>
             </w:r>
           </w:p>
         </w:tc>
@@ -292,7 +2161,7 @@
               <w:rPr>
                 <w:sz w:val="20"/>
               </w:rPr>
-              <w:t>CPU占用&gt;80% / 内存&gt;85% / 磁盘&lt;10GB</w:t>
+              <w:t>每 10s</w:t>
             </w:r>
           </w:p>
         </w:tc>
@@ -305,95 +2174,63 @@
               <w:rPr>
                 <w:sz w:val="20"/>
               </w:rPr>
-              <w:t>超限告警</w:t>
-            </w:r>
-          </w:p>
-        </w:tc>
-      </w:tr>
-      <w:tr>
-        <w:tc>
-          <w:tcPr>
-            <w:tcW w:type="dxa" w:w="2928"/>
-          </w:tcPr>
-          <w:p>
-            <w:r>
-              <w:rPr>
-                <w:sz w:val="20"/>
-              </w:rPr>
-              <w:t>工业总线</w:t>
-            </w:r>
-          </w:p>
-        </w:tc>
-        <w:tc>
-          <w:tcPr>
-            <w:tcW w:type="dxa" w:w="2928"/>
-          </w:tcPr>
-          <w:p>
-            <w:r>
-              <w:rPr>
-                <w:sz w:val="20"/>
-              </w:rPr>
-              <w:t>通信状态 / 故障码</w:t>
-            </w:r>
-          </w:p>
-        </w:tc>
-        <w:tc>
-          <w:tcPr>
-            <w:tcW w:type="dxa" w:w="2928"/>
-          </w:tcPr>
-          <w:p>
-            <w:r>
-              <w:rPr>
-                <w:sz w:val="20"/>
-              </w:rPr>
-              <w:t>通信中断 / 故障码非零</w:t>
-            </w:r>
-          </w:p>
-        </w:tc>
-      </w:tr>
-      <w:tr>
-        <w:tc>
-          <w:tcPr>
-            <w:tcW w:type="dxa" w:w="2928"/>
-          </w:tcPr>
-          <w:p>
-            <w:r>
-              <w:rPr>
-                <w:sz w:val="20"/>
-              </w:rPr>
-              <w:t>移动网络链路</w:t>
-            </w:r>
-          </w:p>
-        </w:tc>
-        <w:tc>
-          <w:tcPr>
-            <w:tcW w:type="dxa" w:w="2928"/>
-          </w:tcPr>
-          <w:p>
-            <w:r>
-              <w:rPr>
-                <w:sz w:val="20"/>
-              </w:rPr>
-              <w:t>信号强度 / 带宽 / 延迟</w:t>
-            </w:r>
-          </w:p>
-        </w:tc>
-        <w:tc>
-          <w:tcPr>
-            <w:tcW w:type="dxa" w:w="2928"/>
-          </w:tcPr>
-          <w:p>
-            <w:r>
-              <w:rPr>
-                <w:sz w:val="20"/>
-              </w:rPr>
-              <w:t>信号&lt;-100dBm / 延迟&gt;500ms</w:t>
+              <w:t>各节点心跳包检测，标记超时节点</w:t>
             </w:r>
           </w:p>
         </w:tc>
       </w:tr>
     </w:tbl>
     <w:p/>
+    <w:p>
+      <w:pPr>
+        <w:spacing w:after="60"/>
+      </w:pPr>
+      <w:r>
+        <w:rPr>
+          <w:sz w:val="21"/>
+        </w:rPr>
+        <w:t>**冗余备份策略：**</w:t>
+      </w:r>
+    </w:p>
+    <w:p>
+      <w:pPr>
+        <w:pStyle w:val="ListBullet"/>
+        <w:spacing w:after="40"/>
+        <w:ind w:left="432"/>
+      </w:pPr>
+      <w:r>
+        <w:rPr>
+          <w:sz w:val="21"/>
+        </w:rPr>
+        <w:t>6路相机中任意1~2路故障时，其余相机可覆盖检测，任务不中断（标注数据缺失区段）</w:t>
+      </w:r>
+    </w:p>
+    <w:p>
+      <w:pPr>
+        <w:pStyle w:val="ListBullet"/>
+        <w:spacing w:after="40"/>
+        <w:ind w:left="432"/>
+      </w:pPr>
+      <w:r>
+        <w:rPr>
+          <w:sz w:val="21"/>
+        </w:rPr>
+        <w:t>双陀螺仪数据互为备份，单轴异常时自动切换</w:t>
+      </w:r>
+    </w:p>
+    <w:p>
+      <w:pPr>
+        <w:pStyle w:val="ListBullet"/>
+        <w:spacing w:after="40"/>
+        <w:ind w:left="432"/>
+      </w:pPr>
+      <w:r>
+        <w:rPr>
+          <w:sz w:val="21"/>
+        </w:rPr>
+        <w:t>工控机关键进程双重部署，任一异常自动切换备用进程</w:t>
+      </w:r>
+    </w:p>
     <w:p>
       <w:pPr>
         <w:spacing w:after="60"/>
@@ -526,7 +2363,7 @@
               <w:rPr>
                 <w:sz w:val="20"/>
               </w:rPr>
-              <w:t>实时监控蓄电池组电压</w:t>
+              <w:t>实时监控蓄电池组电压（总电压 + 单体电压）</w:t>
             </w:r>
           </w:p>
         </w:tc>
@@ -608,7 +2445,7 @@
               <w:rPr>
                 <w:sz w:val="20"/>
               </w:rPr>
-              <w:t>剩余电量百分比实时显示</w:t>
+              <w:t>剩余电量百分比实时显示（精度±2%）</w:t>
             </w:r>
           </w:p>
         </w:tc>
@@ -649,7 +2486,7 @@
               <w:rPr>
                 <w:sz w:val="20"/>
               </w:rPr>
-              <w:t>电池健康状态评估</w:t>
+              <w:t>电池健康状态评估（当前容量/初始容量）</w:t>
             </w:r>
           </w:p>
         </w:tc>
@@ -662,7 +2499,7 @@
               <w:rPr>
                 <w:sz w:val="20"/>
               </w:rPr>
-              <w:t>健康度低于阈值时提示更换</w:t>
+              <w:t>健康度低于70%时提示更换</w:t>
             </w:r>
           </w:p>
         </w:tc>
@@ -690,7 +2527,7 @@
               <w:rPr>
                 <w:sz w:val="20"/>
               </w:rPr>
-              <w:t>基于当前电量 + 历史能耗</w:t>
+              <w:t>基于当前电量 + 历史能耗统计</w:t>
             </w:r>
           </w:p>
         </w:tc>
@@ -786,6 +2623,197 @@
                 <w:sz w:val="20"/>
               </w:rPr>
               <w:t>管理板温度超限自动降载或断电，防止过热损坏</w:t>
+            </w:r>
+          </w:p>
+        </w:tc>
+      </w:tr>
+    </w:tbl>
+    <w:p/>
+    <w:p>
+      <w:pPr>
+        <w:spacing w:after="60"/>
+      </w:pPr>
+      <w:r>
+        <w:rPr>
+          <w:sz w:val="21"/>
+        </w:rPr>
+        <w:t>**BMS（蓄电池管理系统）详解：**</w:t>
+      </w:r>
+    </w:p>
+    <w:tbl>
+      <w:tblPr>
+        <w:tblStyle w:val="TableGrid"/>
+        <w:tblW w:type="auto" w:w="0"/>
+        <w:tblLook w:firstColumn="1" w:firstRow="1" w:lastColumn="0" w:lastRow="0" w:noHBand="0" w:noVBand="1" w:val="04A0"/>
+      </w:tblPr>
+      <w:tblGrid>
+        <w:gridCol w:w="4392"/>
+        <w:gridCol w:w="4392"/>
+      </w:tblGrid>
+      <w:tr>
+        <w:tc>
+          <w:tcPr>
+            <w:tcW w:type="dxa" w:w="4392"/>
+          </w:tcPr>
+          <w:p>
+            <w:r>
+              <w:rPr>
+                <w:sz w:val="20"/>
+              </w:rPr>
+              <w:t>BMS 功能</w:t>
+            </w:r>
+          </w:p>
+        </w:tc>
+        <w:tc>
+          <w:tcPr>
+            <w:tcW w:type="dxa" w:w="4392"/>
+          </w:tcPr>
+          <w:p>
+            <w:r>
+              <w:rPr>
+                <w:sz w:val="20"/>
+              </w:rPr>
+              <w:t>说明</w:t>
+            </w:r>
+          </w:p>
+        </w:tc>
+      </w:tr>
+      <w:tr>
+        <w:tc>
+          <w:tcPr>
+            <w:tcW w:type="dxa" w:w="4392"/>
+          </w:tcPr>
+          <w:p>
+            <w:r>
+              <w:rPr>
+                <w:sz w:val="20"/>
+              </w:rPr>
+              <w:t>电池均衡</w:t>
+            </w:r>
+          </w:p>
+        </w:tc>
+        <w:tc>
+          <w:tcPr>
+            <w:tcW w:type="dxa" w:w="4392"/>
+          </w:tcPr>
+          <w:p>
+            <w:r>
+              <w:rPr>
+                <w:sz w:val="20"/>
+              </w:rPr>
+              <w:t>单体电池电压均衡，防止过充/过放，延长电池寿命</w:t>
+            </w:r>
+          </w:p>
+        </w:tc>
+      </w:tr>
+      <w:tr>
+        <w:tc>
+          <w:tcPr>
+            <w:tcW w:type="dxa" w:w="4392"/>
+          </w:tcPr>
+          <w:p>
+            <w:r>
+              <w:rPr>
+                <w:sz w:val="20"/>
+              </w:rPr>
+              <w:t>短路保护</w:t>
+            </w:r>
+          </w:p>
+        </w:tc>
+        <w:tc>
+          <w:tcPr>
+            <w:tcW w:type="dxa" w:w="4392"/>
+          </w:tcPr>
+          <w:p>
+            <w:r>
+              <w:rPr>
+                <w:sz w:val="20"/>
+              </w:rPr>
+              <w:t>检测到短路电流时，毫秒级切断电池输出</w:t>
+            </w:r>
+          </w:p>
+        </w:tc>
+      </w:tr>
+      <w:tr>
+        <w:tc>
+          <w:tcPr>
+            <w:tcW w:type="dxa" w:w="4392"/>
+          </w:tcPr>
+          <w:p>
+            <w:r>
+              <w:rPr>
+                <w:sz w:val="20"/>
+              </w:rPr>
+              <w:t>温度保护</w:t>
+            </w:r>
+          </w:p>
+        </w:tc>
+        <w:tc>
+          <w:tcPr>
+            <w:tcW w:type="dxa" w:w="4392"/>
+          </w:tcPr>
+          <w:p>
+            <w:r>
+              <w:rPr>
+                <w:sz w:val="20"/>
+              </w:rPr>
+              <w:t>BMS板温度传感器检测，温度超限立即告警并降载</w:t>
+            </w:r>
+          </w:p>
+        </w:tc>
+      </w:tr>
+      <w:tr>
+        <w:tc>
+          <w:tcPr>
+            <w:tcW w:type="dxa" w:w="4392"/>
+          </w:tcPr>
+          <w:p>
+            <w:r>
+              <w:rPr>
+                <w:sz w:val="20"/>
+              </w:rPr>
+              <w:t>通信接口</w:t>
+            </w:r>
+          </w:p>
+        </w:tc>
+        <w:tc>
+          <w:tcPr>
+            <w:tcW w:type="dxa" w:w="4392"/>
+          </w:tcPr>
+          <w:p>
+            <w:r>
+              <w:rPr>
+                <w:sz w:val="20"/>
+              </w:rPr>
+              <w:t>CAN总线与工控机实时通信，每秒刷新电池状态</w:t>
+            </w:r>
+          </w:p>
+        </w:tc>
+      </w:tr>
+      <w:tr>
+        <w:tc>
+          <w:tcPr>
+            <w:tcW w:type="dxa" w:w="4392"/>
+          </w:tcPr>
+          <w:p>
+            <w:r>
+              <w:rPr>
+                <w:sz w:val="20"/>
+              </w:rPr>
+              <w:t>告警输出</w:t>
+            </w:r>
+          </w:p>
+        </w:tc>
+        <w:tc>
+          <w:tcPr>
+            <w:tcW w:type="dxa" w:w="4392"/>
+          </w:tcPr>
+          <w:p>
+            <w:r>
+              <w:rPr>
+                <w:sz w:val="20"/>
+              </w:rPr>
+              <w:t>独立硬线告警信号，即使软件崩溃也能触发保护</w:t>
             </w:r>
           </w:p>
         </w:tc>
@@ -865,7 +2893,7 @@
               <w:rPr>
                 <w:sz w:val="20"/>
               </w:rPr>
-              <w:t>预警</w:t>
+              <w:t>**预警**</w:t>
             </w:r>
           </w:p>
         </w:tc>
@@ -878,7 +2906,7 @@
               <w:rPr>
                 <w:sz w:val="20"/>
               </w:rPr>
-              <w:t>电量 &lt;20% 或 电压接近低限</w:t>
+              <w:t>电量 &lt; 20% 或 电压接近低限</w:t>
             </w:r>
           </w:p>
         </w:tc>
@@ -906,7 +2934,7 @@
               <w:rPr>
                 <w:sz w:val="20"/>
               </w:rPr>
-              <w:t>告警</w:t>
+              <w:t>**告警**</w:t>
             </w:r>
           </w:p>
         </w:tc>
@@ -919,7 +2947,7 @@
               <w:rPr>
                 <w:sz w:val="20"/>
               </w:rPr>
-              <w:t>电量 &lt;10% 或 温度超限</w:t>
+              <w:t>电量 &lt; 10% 或 BMS板温度 &gt; 55°C</w:t>
             </w:r>
           </w:p>
         </w:tc>
@@ -947,7 +2975,7 @@
               <w:rPr>
                 <w:sz w:val="20"/>
               </w:rPr>
-              <w:t>保护</w:t>
+              <w:t>**保护**</w:t>
             </w:r>
           </w:p>
         </w:tc>
@@ -960,7 +2988,7 @@
               <w:rPr>
                 <w:sz w:val="20"/>
               </w:rPr>
-              <w:t>电压/电流严重超限</w:t>
+              <w:t>电压/电流严重超限或管理板温度 &gt; 70°C</w:t>
             </w:r>
           </w:p>
         </w:tc>
@@ -973,7 +3001,7 @@
               <w:rPr>
                 <w:sz w:val="20"/>
               </w:rPr>
-              <w:t>硬件独立保护回路立即切断供电，保护设备和线路</w:t>
+              <w:t>硬件独立保护回路立即切断供电，保护设备和线路安全</w:t>
             </w:r>
           </w:p>
         </w:tc>
@@ -992,6 +3020,126 @@
           <w:sz w:val="20"/>
         </w:rPr>
         <w:t>BMS 电路板和智能电路管理板的温度实时采集，是防止蓄电池管理系统自身失效引发安全事故的最后一道防线，填补了传统监控方案的关键盲区。</w:t>
+      </w:r>
+    </w:p>
+    <w:p>
+      <w:pPr>
+        <w:spacing w:after="60"/>
+      </w:pPr>
+      <w:r>
+        <w:rPr>
+          <w:sz w:val="21"/>
+        </w:rPr>
+        <w:t>**续航里程精准估算算法：**</w:t>
+      </w:r>
+    </w:p>
+    <w:p>
+      <w:pPr>
+        <w:spacing w:after="60"/>
+      </w:pPr>
+      <w:r>
+        <w:rPr>
+          <w:sz w:val="21"/>
+        </w:rPr>
+        <w:t>$$</w:t>
+      </w:r>
+    </w:p>
+    <w:p>
+      <w:pPr>
+        <w:spacing w:after="60"/>
+      </w:pPr>
+      <w:r>
+        <w:rPr>
+          <w:sz w:val="21"/>
+        </w:rPr>
+        <w:t>R_{remaining} = \frac{SOC \times C_{rated} \times \overline{v}}{P_{avg}}</w:t>
+      </w:r>
+    </w:p>
+    <w:p>
+      <w:pPr>
+        <w:spacing w:after="60"/>
+      </w:pPr>
+      <w:r>
+        <w:rPr>
+          <w:sz w:val="21"/>
+        </w:rPr>
+        <w:t>$$</w:t>
+      </w:r>
+    </w:p>
+    <w:p>
+      <w:pPr>
+        <w:spacing w:after="60"/>
+      </w:pPr>
+      <w:r>
+        <w:rPr>
+          <w:sz w:val="21"/>
+        </w:rPr>
+        <w:t>其中：</w:t>
+      </w:r>
+    </w:p>
+    <w:p>
+      <w:pPr>
+        <w:pStyle w:val="ListBullet"/>
+        <w:spacing w:after="40"/>
+        <w:ind w:left="432"/>
+      </w:pPr>
+      <w:r>
+        <w:rPr>
+          <w:sz w:val="21"/>
+        </w:rPr>
+        <w:t>$R_{remaining}$：剩余续航里程（km）</w:t>
+      </w:r>
+    </w:p>
+    <w:p>
+      <w:pPr>
+        <w:pStyle w:val="ListBullet"/>
+        <w:spacing w:after="40"/>
+        <w:ind w:left="432"/>
+      </w:pPr>
+      <w:r>
+        <w:rPr>
+          <w:sz w:val="21"/>
+        </w:rPr>
+        <w:t>$SOC$：当前电量百分比（0~1）</w:t>
+      </w:r>
+    </w:p>
+    <w:p>
+      <w:pPr>
+        <w:pStyle w:val="ListBullet"/>
+        <w:spacing w:after="40"/>
+        <w:ind w:left="432"/>
+      </w:pPr>
+      <w:r>
+        <w:rPr>
+          <w:sz w:val="21"/>
+        </w:rPr>
+        <w:t>$C_{rated}$：电池额定容量（Ah）</w:t>
+      </w:r>
+    </w:p>
+    <w:p>
+      <w:pPr>
+        <w:pStyle w:val="ListBullet"/>
+        <w:spacing w:after="40"/>
+        <w:ind w:left="432"/>
+      </w:pPr>
+      <w:r>
+        <w:rPr>
+          <w:sz w:val="21"/>
+        </w:rPr>
+        <w:t>$\overline{v}$：历史平均行驶速度（km/h）</w:t>
+      </w:r>
+    </w:p>
+    <w:p>
+      <w:pPr>
+        <w:pStyle w:val="ListBullet"/>
+        <w:spacing w:after="40"/>
+        <w:ind w:left="432"/>
+      </w:pPr>
+      <w:r>
+        <w:rPr>
+          <w:sz w:val="21"/>
+        </w:rPr>
+        <w:t>$P_{avg}$：历史平均功耗（kW）</w:t>
       </w:r>
     </w:p>
     <w:p>
@@ -1023,14 +3171,15 @@
         <w:tblLook w:firstColumn="1" w:firstRow="1" w:lastColumn="0" w:lastRow="0" w:noHBand="0" w:noVBand="1" w:val="04A0"/>
       </w:tblPr>
       <w:tblGrid>
-        <w:gridCol w:w="2928"/>
-        <w:gridCol w:w="2928"/>
-        <w:gridCol w:w="2928"/>
+        <w:gridCol w:w="2196"/>
+        <w:gridCol w:w="2196"/>
+        <w:gridCol w:w="2196"/>
+        <w:gridCol w:w="2196"/>
       </w:tblGrid>
       <w:tr>
         <w:tc>
           <w:tcPr>
-            <w:tcW w:type="dxa" w:w="2928"/>
+            <w:tcW w:type="dxa" w:w="2196"/>
           </w:tcPr>
           <w:p>
             <w:r>
@@ -1043,7 +3192,7 @@
         </w:tc>
         <w:tc>
           <w:tcPr>
-            <w:tcW w:type="dxa" w:w="2928"/>
+            <w:tcW w:type="dxa" w:w="2196"/>
           </w:tcPr>
           <w:p>
             <w:r>
@@ -1056,14 +3205,27 @@
         </w:tc>
         <w:tc>
           <w:tcPr>
-            <w:tcW w:type="dxa" w:w="2928"/>
-          </w:tcPr>
-          <w:p>
-            <w:r>
-              <w:rPr>
-                <w:sz w:val="20"/>
-              </w:rPr>
-              <w:t>说明</w:t>
+            <w:tcW w:type="dxa" w:w="2196"/>
+          </w:tcPr>
+          <w:p>
+            <w:r>
+              <w:rPr>
+                <w:sz w:val="20"/>
+              </w:rPr>
+              <w:t>正常电流范围</w:t>
+            </w:r>
+          </w:p>
+        </w:tc>
+        <w:tc>
+          <w:tcPr>
+            <w:tcW w:type="dxa" w:w="2196"/>
+          </w:tcPr>
+          <w:p>
+            <w:r>
+              <w:rPr>
+                <w:sz w:val="20"/>
+              </w:rPr>
+              <w:t>告警阈值</w:t>
             </w:r>
           </w:p>
         </w:tc>
@@ -1071,7 +3233,7 @@
       <w:tr>
         <w:tc>
           <w:tcPr>
-            <w:tcW w:type="dxa" w:w="2928"/>
+            <w:tcW w:type="dxa" w:w="2196"/>
           </w:tcPr>
           <w:p>
             <w:r>
@@ -1084,27 +3246,40 @@
         </w:tc>
         <w:tc>
           <w:tcPr>
-            <w:tcW w:type="dxa" w:w="2928"/>
-          </w:tcPr>
-          <w:p>
-            <w:r>
-              <w:rPr>
-                <w:sz w:val="20"/>
-              </w:rPr>
-              <w:t>电压 / 电流 / 功率</w:t>
-            </w:r>
-          </w:p>
-        </w:tc>
-        <w:tc>
-          <w:tcPr>
-            <w:tcW w:type="dxa" w:w="2928"/>
-          </w:tcPr>
-          <w:p>
-            <w:r>
-              <w:rPr>
-                <w:sz w:val="20"/>
-              </w:rPr>
-              <w:t>相机节点用电状态实时监控</w:t>
+            <w:tcW w:type="dxa" w:w="2196"/>
+          </w:tcPr>
+          <w:p>
+            <w:r>
+              <w:rPr>
+                <w:sz w:val="20"/>
+              </w:rPr>
+              <w:t>每路电流</w:t>
+            </w:r>
+          </w:p>
+        </w:tc>
+        <w:tc>
+          <w:tcPr>
+            <w:tcW w:type="dxa" w:w="2196"/>
+          </w:tcPr>
+          <w:p>
+            <w:r>
+              <w:rPr>
+                <w:sz w:val="20"/>
+              </w:rPr>
+              <w:t>0.5~0.8A @ 12V</w:t>
+            </w:r>
+          </w:p>
+        </w:tc>
+        <w:tc>
+          <w:tcPr>
+            <w:tcW w:type="dxa" w:w="2196"/>
+          </w:tcPr>
+          <w:p>
+            <w:r>
+              <w:rPr>
+                <w:sz w:val="20"/>
+              </w:rPr>
+              <w:t>&gt; 1.0A 或 &lt; 0.3A</w:t>
             </w:r>
           </w:p>
         </w:tc>
@@ -1112,7 +3287,7 @@
       <w:tr>
         <w:tc>
           <w:tcPr>
-            <w:tcW w:type="dxa" w:w="2928"/>
+            <w:tcW w:type="dxa" w:w="2196"/>
           </w:tcPr>
           <w:p>
             <w:r>
@@ -1125,27 +3300,40 @@
         </w:tc>
         <w:tc>
           <w:tcPr>
-            <w:tcW w:type="dxa" w:w="2928"/>
-          </w:tcPr>
-          <w:p>
-            <w:r>
-              <w:rPr>
-                <w:sz w:val="20"/>
-              </w:rPr>
-              <w:t>电压 / 电流 / 功率</w:t>
-            </w:r>
-          </w:p>
-        </w:tc>
-        <w:tc>
-          <w:tcPr>
-            <w:tcW w:type="dxa" w:w="2928"/>
-          </w:tcPr>
-          <w:p>
-            <w:r>
-              <w:rPr>
-                <w:sz w:val="20"/>
-              </w:rPr>
-              <w:t>激光器节点用电状态实时监控</w:t>
+            <w:tcW w:type="dxa" w:w="2196"/>
+          </w:tcPr>
+          <w:p>
+            <w:r>
+              <w:rPr>
+                <w:sz w:val="20"/>
+              </w:rPr>
+              <w:t>每路电流</w:t>
+            </w:r>
+          </w:p>
+        </w:tc>
+        <w:tc>
+          <w:tcPr>
+            <w:tcW w:type="dxa" w:w="2196"/>
+          </w:tcPr>
+          <w:p>
+            <w:r>
+              <w:rPr>
+                <w:sz w:val="20"/>
+              </w:rPr>
+              <w:t>1.0~2.0A @ 24V</w:t>
+            </w:r>
+          </w:p>
+        </w:tc>
+        <w:tc>
+          <w:tcPr>
+            <w:tcW w:type="dxa" w:w="2196"/>
+          </w:tcPr>
+          <w:p>
+            <w:r>
+              <w:rPr>
+                <w:sz w:val="20"/>
+              </w:rPr>
+              <w:t>&gt; 2.5A 或 &lt; 0.5A</w:t>
             </w:r>
           </w:p>
         </w:tc>
@@ -1153,7 +3341,7 @@
       <w:tr>
         <w:tc>
           <w:tcPr>
-            <w:tcW w:type="dxa" w:w="2928"/>
+            <w:tcW w:type="dxa" w:w="2196"/>
           </w:tcPr>
           <w:p>
             <w:r>
@@ -1166,27 +3354,40 @@
         </w:tc>
         <w:tc>
           <w:tcPr>
-            <w:tcW w:type="dxa" w:w="2928"/>
-          </w:tcPr>
-          <w:p>
-            <w:r>
-              <w:rPr>
-                <w:sz w:val="20"/>
-              </w:rPr>
-              <w:t>电压 / 电流</w:t>
-            </w:r>
-          </w:p>
-        </w:tc>
-        <w:tc>
-          <w:tcPr>
-            <w:tcW w:type="dxa" w:w="2928"/>
-          </w:tcPr>
-          <w:p>
-            <w:r>
-              <w:rPr>
-                <w:sz w:val="20"/>
-              </w:rPr>
-              <w:t>陀螺仪节点用电状态实时监控</w:t>
+            <w:tcW w:type="dxa" w:w="2196"/>
+          </w:tcPr>
+          <w:p>
+            <w:r>
+              <w:rPr>
+                <w:sz w:val="20"/>
+              </w:rPr>
+              <w:t>每路电流</w:t>
+            </w:r>
+          </w:p>
+        </w:tc>
+        <w:tc>
+          <w:tcPr>
+            <w:tcW w:type="dxa" w:w="2196"/>
+          </w:tcPr>
+          <w:p>
+            <w:r>
+              <w:rPr>
+                <w:sz w:val="20"/>
+              </w:rPr>
+              <w:t>0.1~0.3A @ 5V</w:t>
+            </w:r>
+          </w:p>
+        </w:tc>
+        <w:tc>
+          <w:tcPr>
+            <w:tcW w:type="dxa" w:w="2196"/>
+          </w:tcPr>
+          <w:p>
+            <w:r>
+              <w:rPr>
+                <w:sz w:val="20"/>
+              </w:rPr>
+              <w:t>&gt; 0.5A</w:t>
             </w:r>
           </w:p>
         </w:tc>
@@ -1194,7 +3395,7 @@
       <w:tr>
         <w:tc>
           <w:tcPr>
-            <w:tcW w:type="dxa" w:w="2928"/>
+            <w:tcW w:type="dxa" w:w="2196"/>
           </w:tcPr>
           <w:p>
             <w:r>
@@ -1207,27 +3408,40 @@
         </w:tc>
         <w:tc>
           <w:tcPr>
-            <w:tcW w:type="dxa" w:w="2928"/>
-          </w:tcPr>
-          <w:p>
-            <w:r>
-              <w:rPr>
-                <w:sz w:val="20"/>
-              </w:rPr>
-              <w:t>电压输入 / 电流 / 功率</w:t>
-            </w:r>
-          </w:p>
-        </w:tc>
-        <w:tc>
-          <w:tcPr>
-            <w:tcW w:type="dxa" w:w="2928"/>
-          </w:tcPr>
-          <w:p>
-            <w:r>
-              <w:rPr>
-                <w:sz w:val="20"/>
-              </w:rPr>
-              <w:t>主控节点用电实时监控</w:t>
+            <w:tcW w:type="dxa" w:w="2196"/>
+          </w:tcPr>
+          <w:p>
+            <w:r>
+              <w:rPr>
+                <w:sz w:val="20"/>
+              </w:rPr>
+              <w:t>总电流</w:t>
+            </w:r>
+          </w:p>
+        </w:tc>
+        <w:tc>
+          <w:tcPr>
+            <w:tcW w:type="dxa" w:w="2196"/>
+          </w:tcPr>
+          <w:p>
+            <w:r>
+              <w:rPr>
+                <w:sz w:val="20"/>
+              </w:rPr>
+              <w:t>2.0~4.0A @ 24V</w:t>
+            </w:r>
+          </w:p>
+        </w:tc>
+        <w:tc>
+          <w:tcPr>
+            <w:tcW w:type="dxa" w:w="2196"/>
+          </w:tcPr>
+          <w:p>
+            <w:r>
+              <w:rPr>
+                <w:sz w:val="20"/>
+              </w:rPr>
+              <w:t>&gt; 5.0A</w:t>
             </w:r>
           </w:p>
         </w:tc>
@@ -1235,7 +3449,7 @@
       <w:tr>
         <w:tc>
           <w:tcPr>
-            <w:tcW w:type="dxa" w:w="2928"/>
+            <w:tcW w:type="dxa" w:w="2196"/>
           </w:tcPr>
           <w:p>
             <w:r>
@@ -1248,27 +3462,94 @@
         </w:tc>
         <w:tc>
           <w:tcPr>
-            <w:tcW w:type="dxa" w:w="2928"/>
-          </w:tcPr>
-          <w:p>
-            <w:r>
-              <w:rPr>
-                <w:sz w:val="20"/>
-              </w:rPr>
-              <w:t>电压 / 电流 / 故障码</w:t>
-            </w:r>
-          </w:p>
-        </w:tc>
-        <w:tc>
-          <w:tcPr>
-            <w:tcW w:type="dxa" w:w="2928"/>
-          </w:tcPr>
-          <w:p>
-            <w:r>
-              <w:rPr>
-                <w:sz w:val="20"/>
-              </w:rPr>
-              <w:t>运动控制节点用电和安全监控</w:t>
+            <w:tcW w:type="dxa" w:w="2196"/>
+          </w:tcPr>
+          <w:p>
+            <w:r>
+              <w:rPr>
+                <w:sz w:val="20"/>
+              </w:rPr>
+              <w:t>每轴电流</w:t>
+            </w:r>
+          </w:p>
+        </w:tc>
+        <w:tc>
+          <w:tcPr>
+            <w:tcW w:type="dxa" w:w="2196"/>
+          </w:tcPr>
+          <w:p>
+            <w:r>
+              <w:rPr>
+                <w:sz w:val="20"/>
+              </w:rPr>
+              <w:t>0~额定电流</w:t>
+            </w:r>
+          </w:p>
+        </w:tc>
+        <w:tc>
+          <w:tcPr>
+            <w:tcW w:type="dxa" w:w="2196"/>
+          </w:tcPr>
+          <w:p>
+            <w:r>
+              <w:rPr>
+                <w:sz w:val="20"/>
+              </w:rPr>
+              <w:t>超过额定电流持续 5s</w:t>
+            </w:r>
+          </w:p>
+        </w:tc>
+      </w:tr>
+      <w:tr>
+        <w:tc>
+          <w:tcPr>
+            <w:tcW w:type="dxa" w:w="2196"/>
+          </w:tcPr>
+          <w:p>
+            <w:r>
+              <w:rPr>
+                <w:sz w:val="20"/>
+              </w:rPr>
+              <w:t>测距传感器矩阵</w:t>
+            </w:r>
+          </w:p>
+        </w:tc>
+        <w:tc>
+          <w:tcPr>
+            <w:tcW w:type="dxa" w:w="2196"/>
+          </w:tcPr>
+          <w:p>
+            <w:r>
+              <w:rPr>
+                <w:sz w:val="20"/>
+              </w:rPr>
+              <w:t>每轴电流</w:t>
+            </w:r>
+          </w:p>
+        </w:tc>
+        <w:tc>
+          <w:tcPr>
+            <w:tcW w:type="dxa" w:w="2196"/>
+          </w:tcPr>
+          <w:p>
+            <w:r>
+              <w:rPr>
+                <w:sz w:val="20"/>
+              </w:rPr>
+              <w:t>0.1~0.3A @ 12V</w:t>
+            </w:r>
+          </w:p>
+        </w:tc>
+        <w:tc>
+          <w:tcPr>
+            <w:tcW w:type="dxa" w:w="2196"/>
+          </w:tcPr>
+          <w:p>
+            <w:r>
+              <w:rPr>
+                <w:sz w:val="20"/>
+              </w:rPr>
+              <w:t>&gt; 0.5A 或 &lt; 0.05A</w:t>
             </w:r>
           </w:p>
         </w:tc>
@@ -1361,7 +3642,7 @@
               <w:rPr>
                 <w:sz w:val="20"/>
               </w:rPr>
-              <w:t>实时监控通信是否中断</w:t>
+              <w:t>实时监控通信是否中断，CAN FD 心跳每 10ms</w:t>
             </w:r>
           </w:p>
         </w:tc>
@@ -1389,7 +3670,7 @@
               <w:rPr>
                 <w:sz w:val="20"/>
               </w:rPr>
-              <w:t>实时获取驱动故障码</w:t>
+              <w:t>实时获取驱动故障码，故障时立即记录并告警</w:t>
             </w:r>
           </w:p>
         </w:tc>
@@ -1417,7 +3698,7 @@
               <w:rPr>
                 <w:sz w:val="20"/>
               </w:rPr>
-              <w:t>硬件独立急停回路，失效导向安全</w:t>
+              <w:t>硬件独立急停回路，失效自动导向安全侧（停车）</w:t>
             </w:r>
           </w:p>
         </w:tc>
@@ -1445,7 +3726,35 @@
               <w:rPr>
                 <w:sz w:val="20"/>
               </w:rPr>
-              <w:t>定速巡航保障采集数据速度稳定</w:t>
+              <w:t>定速巡航保障采集数据速度稳定，不受坡度影响</w:t>
+            </w:r>
+          </w:p>
+        </w:tc>
+      </w:tr>
+      <w:tr>
+        <w:tc>
+          <w:tcPr>
+            <w:tcW w:type="dxa" w:w="4392"/>
+          </w:tcPr>
+          <w:p>
+            <w:r>
+              <w:rPr>
+                <w:sz w:val="20"/>
+              </w:rPr>
+              <w:t>电机温度</w:t>
+            </w:r>
+          </w:p>
+        </w:tc>
+        <w:tc>
+          <w:tcPr>
+            <w:tcW w:type="dxa" w:w="4392"/>
+          </w:tcPr>
+          <w:p>
+            <w:r>
+              <w:rPr>
+                <w:sz w:val="20"/>
+              </w:rPr>
+              <w:t>实时监控，&gt; 80°C 触发降载保护</w:t>
             </w:r>
           </w:p>
         </w:tc>
@@ -1465,6 +3774,422 @@
         <w:t>三、远程监测控制能力</w:t>
       </w:r>
     </w:p>
+    <w:p>
+      <w:pPr>
+        <w:spacing w:after="60"/>
+      </w:pPr>
+      <w:r>
+        <w:rPr>
+          <w:sz w:val="21"/>
+        </w:rPr>
+        <w:t>本系统具备完整的远程监测与控制能力，支持在云端对现场设备进行全方位的监控和操作：</w:t>
+      </w:r>
+    </w:p>
+    <w:p>
+      <w:pPr>
+        <w:spacing w:after="60"/>
+      </w:pPr>
+      <w:r>
+        <w:rPr>
+          <w:sz w:val="21"/>
+        </w:rPr>
+        <w:t>**远程控制架构：**</w:t>
+      </w:r>
+    </w:p>
+    <w:p>
+      <w:pPr>
+        <w:spacing w:after="120"/>
+        <w:ind w:left="432"/>
+      </w:pPr>
+      <w:r>
+        <w:rPr>
+          <w:rFonts w:ascii="Courier New" w:hAnsi="Courier New"/>
+          <w:sz w:val="18"/>
+        </w:rPr>
+        <w:t>云端监控中心</w:t>
+        <w:br/>
+        <w:t xml:space="preserve">     │</w:t>
+        <w:br/>
+        <w:t xml:space="preserve">     │ 4G/5G 移动网络（MQTT + TLS加密）</w:t>
+        <w:br/>
+        <w:t xml:space="preserve">     │</w:t>
+        <w:br/>
+        <w:t xml:space="preserve">     ▼</w:t>
+        <w:br/>
+        <w:t>边缘网关（工控机）</w:t>
+        <w:br/>
+        <w:t xml:space="preserve">     │</w:t>
+        <w:br/>
+        <w:t xml:space="preserve">     ├──→ 设备控制指令（CAN总线/串口）</w:t>
+        <w:br/>
+        <w:t xml:space="preserve">     ├──→ 传感器参数调整（相机/GPU）</w:t>
+        <w:br/>
+        <w:t xml:space="preserve">     └──→ 系统服务管理（进程启停）</w:t>
+      </w:r>
+    </w:p>
+    <w:p>
+      <w:pPr>
+        <w:spacing w:after="60"/>
+      </w:pPr>
+      <w:r>
+        <w:rPr>
+          <w:sz w:val="21"/>
+        </w:rPr>
+        <w:t>**远程控制能力详情：**</w:t>
+      </w:r>
+    </w:p>
+    <w:tbl>
+      <w:tblPr>
+        <w:tblStyle w:val="TableGrid"/>
+        <w:tblW w:type="auto" w:w="0"/>
+        <w:tblLook w:firstColumn="1" w:firstRow="1" w:lastColumn="0" w:lastRow="0" w:noHBand="0" w:noVBand="1" w:val="04A0"/>
+      </w:tblPr>
+      <w:tblGrid>
+        <w:gridCol w:w="2928"/>
+        <w:gridCol w:w="2928"/>
+        <w:gridCol w:w="2928"/>
+      </w:tblGrid>
+      <w:tr>
+        <w:tc>
+          <w:tcPr>
+            <w:tcW w:type="dxa" w:w="2928"/>
+          </w:tcPr>
+          <w:p>
+            <w:r>
+              <w:rPr>
+                <w:sz w:val="20"/>
+              </w:rPr>
+              <w:t>能力</w:t>
+            </w:r>
+          </w:p>
+        </w:tc>
+        <w:tc>
+          <w:tcPr>
+            <w:tcW w:type="dxa" w:w="2928"/>
+          </w:tcPr>
+          <w:p>
+            <w:r>
+              <w:rPr>
+                <w:sz w:val="20"/>
+              </w:rPr>
+              <w:t>说明</w:t>
+            </w:r>
+          </w:p>
+        </w:tc>
+        <w:tc>
+          <w:tcPr>
+            <w:tcW w:type="dxa" w:w="2928"/>
+          </w:tcPr>
+          <w:p>
+            <w:r>
+              <w:rPr>
+                <w:sz w:val="20"/>
+              </w:rPr>
+              <w:t>响应延迟</w:t>
+            </w:r>
+          </w:p>
+        </w:tc>
+      </w:tr>
+      <w:tr>
+        <w:tc>
+          <w:tcPr>
+            <w:tcW w:type="dxa" w:w="2928"/>
+          </w:tcPr>
+          <w:p>
+            <w:r>
+              <w:rPr>
+                <w:sz w:val="20"/>
+              </w:rPr>
+              <w:t>实时状态查看</w:t>
+            </w:r>
+          </w:p>
+        </w:tc>
+        <w:tc>
+          <w:tcPr>
+            <w:tcW w:type="dxa" w:w="2928"/>
+          </w:tcPr>
+          <w:p>
+            <w:r>
+              <w:rPr>
+                <w:sz w:val="20"/>
+              </w:rPr>
+              <w:t>云端实时查看任一设备节点的电流/电压/温度/帧率/位置</w:t>
+            </w:r>
+          </w:p>
+        </w:tc>
+        <w:tc>
+          <w:tcPr>
+            <w:tcW w:type="dxa" w:w="2928"/>
+          </w:tcPr>
+          <w:p>
+            <w:r>
+              <w:rPr>
+                <w:sz w:val="20"/>
+              </w:rPr>
+              <w:t>&lt; 1s</w:t>
+            </w:r>
+          </w:p>
+        </w:tc>
+      </w:tr>
+      <w:tr>
+        <w:tc>
+          <w:tcPr>
+            <w:tcW w:type="dxa" w:w="2928"/>
+          </w:tcPr>
+          <w:p>
+            <w:r>
+              <w:rPr>
+                <w:sz w:val="20"/>
+              </w:rPr>
+              <w:t>参数远程调优</w:t>
+            </w:r>
+          </w:p>
+        </w:tc>
+        <w:tc>
+          <w:tcPr>
+            <w:tcW w:type="dxa" w:w="2928"/>
+          </w:tcPr>
+          <w:p>
+            <w:r>
+              <w:rPr>
+                <w:sz w:val="20"/>
+              </w:rPr>
+              <w:t>远程调整相机曝光/帧率/检测阈值，无需到场</w:t>
+            </w:r>
+          </w:p>
+        </w:tc>
+        <w:tc>
+          <w:tcPr>
+            <w:tcW w:type="dxa" w:w="2928"/>
+          </w:tcPr>
+          <w:p>
+            <w:r>
+              <w:rPr>
+                <w:sz w:val="20"/>
+              </w:rPr>
+              <w:t>&lt; 3s</w:t>
+            </w:r>
+          </w:p>
+        </w:tc>
+      </w:tr>
+      <w:tr>
+        <w:tc>
+          <w:tcPr>
+            <w:tcW w:type="dxa" w:w="2928"/>
+          </w:tcPr>
+          <w:p>
+            <w:r>
+              <w:rPr>
+                <w:sz w:val="20"/>
+              </w:rPr>
+              <w:t>设备远程重启</w:t>
+            </w:r>
+          </w:p>
+        </w:tc>
+        <w:tc>
+          <w:tcPr>
+            <w:tcW w:type="dxa" w:w="2928"/>
+          </w:tcPr>
+          <w:p>
+            <w:r>
+              <w:rPr>
+                <w:sz w:val="20"/>
+              </w:rPr>
+              <w:t>单节点故障可远程重启对应服务或重启整个系统</w:t>
+            </w:r>
+          </w:p>
+        </w:tc>
+        <w:tc>
+          <w:tcPr>
+            <w:tcW w:type="dxa" w:w="2928"/>
+          </w:tcPr>
+          <w:p>
+            <w:r>
+              <w:rPr>
+                <w:sz w:val="20"/>
+              </w:rPr>
+              <w:t>&lt; 30s</w:t>
+            </w:r>
+          </w:p>
+        </w:tc>
+      </w:tr>
+      <w:tr>
+        <w:tc>
+          <w:tcPr>
+            <w:tcW w:type="dxa" w:w="2928"/>
+          </w:tcPr>
+          <w:p>
+            <w:r>
+              <w:rPr>
+                <w:sz w:val="20"/>
+              </w:rPr>
+              <w:t>故障隔离</w:t>
+            </w:r>
+          </w:p>
+        </w:tc>
+        <w:tc>
+          <w:tcPr>
+            <w:tcW w:type="dxa" w:w="2928"/>
+          </w:tcPr>
+          <w:p>
+            <w:r>
+              <w:rPr>
+                <w:sz w:val="20"/>
+              </w:rPr>
+              <w:t>单节点故障自动隔离，不影响整体任务执行</w:t>
+            </w:r>
+          </w:p>
+        </w:tc>
+        <w:tc>
+          <w:tcPr>
+            <w:tcW w:type="dxa" w:w="2928"/>
+          </w:tcPr>
+          <w:p>
+            <w:r>
+              <w:rPr>
+                <w:sz w:val="20"/>
+              </w:rPr>
+              <w:t>自动</w:t>
+            </w:r>
+          </w:p>
+        </w:tc>
+      </w:tr>
+      <w:tr>
+        <w:tc>
+          <w:tcPr>
+            <w:tcW w:type="dxa" w:w="2928"/>
+          </w:tcPr>
+          <w:p>
+            <w:r>
+              <w:rPr>
+                <w:sz w:val="20"/>
+              </w:rPr>
+              <w:t>远程固件升级</w:t>
+            </w:r>
+          </w:p>
+        </w:tc>
+        <w:tc>
+          <w:tcPr>
+            <w:tcW w:type="dxa" w:w="2928"/>
+          </w:tcPr>
+          <w:p>
+            <w:r>
+              <w:rPr>
+                <w:sz w:val="20"/>
+              </w:rPr>
+              <w:t>传感器固件可通过移动网络远程推送升级包</w:t>
+            </w:r>
+          </w:p>
+        </w:tc>
+        <w:tc>
+          <w:tcPr>
+            <w:tcW w:type="dxa" w:w="2928"/>
+          </w:tcPr>
+          <w:p>
+            <w:r>
+              <w:rPr>
+                <w:sz w:val="20"/>
+              </w:rPr>
+              <w:t>按包大小</w:t>
+            </w:r>
+          </w:p>
+        </w:tc>
+      </w:tr>
+      <w:tr>
+        <w:tc>
+          <w:tcPr>
+            <w:tcW w:type="dxa" w:w="2928"/>
+          </w:tcPr>
+          <w:p>
+            <w:r>
+              <w:rPr>
+                <w:sz w:val="20"/>
+              </w:rPr>
+              <w:t>远程日志拉取</w:t>
+            </w:r>
+          </w:p>
+        </w:tc>
+        <w:tc>
+          <w:tcPr>
+            <w:tcW w:type="dxa" w:w="2928"/>
+          </w:tcPr>
+          <w:p>
+            <w:r>
+              <w:rPr>
+                <w:sz w:val="20"/>
+              </w:rPr>
+              <w:t>远程拉取任意设备节点的运行日志</w:t>
+            </w:r>
+          </w:p>
+        </w:tc>
+        <w:tc>
+          <w:tcPr>
+            <w:tcW w:type="dxa" w:w="2928"/>
+          </w:tcPr>
+          <w:p>
+            <w:r>
+              <w:rPr>
+                <w:sz w:val="20"/>
+              </w:rPr>
+              <w:t>&lt; 10s</w:t>
+            </w:r>
+          </w:p>
+        </w:tc>
+      </w:tr>
+      <w:tr>
+        <w:tc>
+          <w:tcPr>
+            <w:tcW w:type="dxa" w:w="2928"/>
+          </w:tcPr>
+          <w:p>
+            <w:r>
+              <w:rPr>
+                <w:sz w:val="20"/>
+              </w:rPr>
+              <w:t>远程指令下发</w:t>
+            </w:r>
+          </w:p>
+        </w:tc>
+        <w:tc>
+          <w:tcPr>
+            <w:tcW w:type="dxa" w:w="2928"/>
+          </w:tcPr>
+          <w:p>
+            <w:r>
+              <w:rPr>
+                <w:sz w:val="20"/>
+              </w:rPr>
+              <w:t>远程下发控制指令（启停/速度/返航）</w:t>
+            </w:r>
+          </w:p>
+        </w:tc>
+        <w:tc>
+          <w:tcPr>
+            <w:tcW w:type="dxa" w:w="2928"/>
+          </w:tcPr>
+          <w:p>
+            <w:r>
+              <w:rPr>
+                <w:sz w:val="20"/>
+              </w:rPr>
+              <w:t>&lt; 1s</w:t>
+            </w:r>
+          </w:p>
+        </w:tc>
+      </w:tr>
+    </w:tbl>
+    <w:p/>
+    <w:p>
+      <w:pPr>
+        <w:spacing w:after="60"/>
+      </w:pPr>
+      <w:r>
+        <w:rPr>
+          <w:sz w:val="21"/>
+        </w:rPr>
+        <w:t>**远程控制安全机制：**</w:t>
+      </w:r>
+    </w:p>
     <w:tbl>
       <w:tblPr>
         <w:tblStyle w:val="TableGrid"/>
@@ -1485,7 +4210,7 @@
               <w:rPr>
                 <w:sz w:val="20"/>
               </w:rPr>
-              <w:t>能力</w:t>
+              <w:t>措施</w:t>
             </w:r>
           </w:p>
         </w:tc>
@@ -1513,7 +4238,7 @@
               <w:rPr>
                 <w:sz w:val="20"/>
               </w:rPr>
-              <w:t>实时状态查看</w:t>
+              <w:t>指令认证</w:t>
             </w:r>
           </w:p>
         </w:tc>
@@ -1526,7 +4251,7 @@
               <w:rPr>
                 <w:sz w:val="20"/>
               </w:rPr>
-              <w:t>云端实时查看任一设备节点的工作状态和用电数据</w:t>
+              <w:t>所有远程指令携带 Token 认证，防伪造</w:t>
             </w:r>
           </w:p>
         </w:tc>
@@ -1541,7 +4266,7 @@
               <w:rPr>
                 <w:sz w:val="20"/>
               </w:rPr>
-              <w:t>参数远程调优</w:t>
+              <w:t>操作日志</w:t>
             </w:r>
           </w:p>
         </w:tc>
@@ -1554,7 +4279,7 @@
               <w:rPr>
                 <w:sz w:val="20"/>
               </w:rPr>
-              <w:t>远程调整相机曝光/帧率/检测阈值，无需到场</w:t>
+              <w:t>所有远程操作记录时间戳、操作者、操作内容</w:t>
             </w:r>
           </w:p>
         </w:tc>
@@ -1569,7 +4294,7 @@
               <w:rPr>
                 <w:sz w:val="20"/>
               </w:rPr>
-              <w:t>设备远程重启</w:t>
+              <w:t>权限分级</w:t>
             </w:r>
           </w:p>
         </w:tc>
@@ -1582,7 +4307,7 @@
               <w:rPr>
                 <w:sz w:val="20"/>
               </w:rPr>
-              <w:t>单节点故障可远程重启恢复，减少现场出勤</w:t>
+              <w:t>不同权限账户可执行的远程操作不同</w:t>
             </w:r>
           </w:p>
         </w:tc>
@@ -1597,7 +4322,7 @@
               <w:rPr>
                 <w:sz w:val="20"/>
               </w:rPr>
-              <w:t>故障隔离</w:t>
+              <w:t>指令确认</w:t>
             </w:r>
           </w:p>
         </w:tc>
@@ -1610,35 +4335,7 @@
               <w:rPr>
                 <w:sz w:val="20"/>
               </w:rPr>
-              <w:t>单节点故障自动隔离，不影响整体任务执行</w:t>
-            </w:r>
-          </w:p>
-        </w:tc>
-      </w:tr>
-      <w:tr>
-        <w:tc>
-          <w:tcPr>
-            <w:tcW w:type="dxa" w:w="4392"/>
-          </w:tcPr>
-          <w:p>
-            <w:r>
-              <w:rPr>
-                <w:sz w:val="20"/>
-              </w:rPr>
-              <w:t>远程固件升级</w:t>
-            </w:r>
-          </w:p>
-        </w:tc>
-        <w:tc>
-          <w:tcPr>
-            <w:tcW w:type="dxa" w:w="4392"/>
-          </w:tcPr>
-          <w:p>
-            <w:r>
-              <w:rPr>
-                <w:sz w:val="20"/>
-              </w:rPr>
-              <w:t>传感器固件可通过移动网络远程推送升级</w:t>
+              <w:t>高危指令（急停/复位）需二次确认</w:t>
             </w:r>
           </w:p>
         </w:tc>
@@ -1658,6 +4355,17 @@
         <w:t>四、四类用户价值</w:t>
       </w:r>
     </w:p>
+    <w:p>
+      <w:pPr>
+        <w:spacing w:after="60"/>
+      </w:pPr>
+      <w:r>
+        <w:rPr>
+          <w:sz w:val="21"/>
+        </w:rPr>
+        <w:t>本系统面向四类用户提供差异化的使用价值和操作界面：</w:t>
+      </w:r>
+    </w:p>
     <w:tbl>
       <w:tblPr>
         <w:tblStyle w:val="TableGrid"/>
@@ -1665,14 +4373,15 @@
         <w:tblLook w:firstColumn="1" w:firstRow="1" w:lastColumn="0" w:lastRow="0" w:noHBand="0" w:noVBand="1" w:val="04A0"/>
       </w:tblPr>
       <w:tblGrid>
-        <w:gridCol w:w="2928"/>
-        <w:gridCol w:w="2928"/>
-        <w:gridCol w:w="2928"/>
+        <w:gridCol w:w="2196"/>
+        <w:gridCol w:w="2196"/>
+        <w:gridCol w:w="2196"/>
+        <w:gridCol w:w="2196"/>
       </w:tblGrid>
       <w:tr>
         <w:tc>
           <w:tcPr>
-            <w:tcW w:type="dxa" w:w="2928"/>
+            <w:tcW w:type="dxa" w:w="2196"/>
           </w:tcPr>
           <w:p>
             <w:r>
@@ -1685,7 +4394,7 @@
         </w:tc>
         <w:tc>
           <w:tcPr>
-            <w:tcW w:type="dxa" w:w="2928"/>
+            <w:tcW w:type="dxa" w:w="2196"/>
           </w:tcPr>
           <w:p>
             <w:r>
@@ -1698,7 +4407,7 @@
         </w:tc>
         <w:tc>
           <w:tcPr>
-            <w:tcW w:type="dxa" w:w="2928"/>
+            <w:tcW w:type="dxa" w:w="2196"/>
           </w:tcPr>
           <w:p>
             <w:r>
@@ -1706,6 +4415,19 @@
                 <w:sz w:val="20"/>
               </w:rPr>
               <w:t>核心价值</w:t>
+            </w:r>
+          </w:p>
+        </w:tc>
+        <w:tc>
+          <w:tcPr>
+            <w:tcW w:type="dxa" w:w="2196"/>
+          </w:tcPr>
+          <w:p>
+            <w:r>
+              <w:rPr>
+                <w:sz w:val="20"/>
+              </w:rPr>
+              <w:t>系统入口</w:t>
             </w:r>
           </w:p>
         </w:tc>
@@ -1713,40 +4435,53 @@
       <w:tr>
         <w:tc>
           <w:tcPr>
-            <w:tcW w:type="dxa" w:w="2928"/>
-          </w:tcPr>
-          <w:p>
-            <w:r>
-              <w:rPr>
-                <w:sz w:val="20"/>
-              </w:rPr>
-              <w:t>现场操作人员</w:t>
-            </w:r>
-          </w:p>
-        </w:tc>
-        <w:tc>
-          <w:tcPr>
-            <w:tcW w:type="dxa" w:w="2928"/>
-          </w:tcPr>
-          <w:p>
-            <w:r>
-              <w:rPr>
-                <w:sz w:val="20"/>
-              </w:rPr>
-              <w:t>出发前检查设备状态，实时监控任务进度</w:t>
-            </w:r>
-          </w:p>
-        </w:tc>
-        <w:tc>
-          <w:tcPr>
-            <w:tcW w:type="dxa" w:w="2928"/>
-          </w:tcPr>
-          <w:p>
-            <w:r>
-              <w:rPr>
-                <w:sz w:val="20"/>
-              </w:rPr>
-              <w:t>快速就绪，避免无效作业</w:t>
+            <w:tcW w:type="dxa" w:w="2196"/>
+          </w:tcPr>
+          <w:p>
+            <w:r>
+              <w:rPr>
+                <w:sz w:val="20"/>
+              </w:rPr>
+              <w:t>**现场操作人员**</w:t>
+            </w:r>
+          </w:p>
+        </w:tc>
+        <w:tc>
+          <w:tcPr>
+            <w:tcW w:type="dxa" w:w="2196"/>
+          </w:tcPr>
+          <w:p>
+            <w:r>
+              <w:rPr>
+                <w:sz w:val="20"/>
+              </w:rPr>
+              <w:t>出发前检查设备状态；任务中监控进度；异常时急停</w:t>
+            </w:r>
+          </w:p>
+        </w:tc>
+        <w:tc>
+          <w:tcPr>
+            <w:tcW w:type="dxa" w:w="2196"/>
+          </w:tcPr>
+          <w:p>
+            <w:r>
+              <w:rPr>
+                <w:sz w:val="20"/>
+              </w:rPr>
+              <w:t>快速就绪，3步启机；实时掌握任务进度；触摸屏一键操作</w:t>
+            </w:r>
+          </w:p>
+        </w:tc>
+        <w:tc>
+          <w:tcPr>
+            <w:tcW w:type="dxa" w:w="2196"/>
+          </w:tcPr>
+          <w:p>
+            <w:r>
+              <w:rPr>
+                <w:sz w:val="20"/>
+              </w:rPr>
+              <w:t>触摸屏本地端</w:t>
             </w:r>
           </w:p>
         </w:tc>
@@ -1754,40 +4489,53 @@
       <w:tr>
         <w:tc>
           <w:tcPr>
-            <w:tcW w:type="dxa" w:w="2928"/>
-          </w:tcPr>
-          <w:p>
-            <w:r>
-              <w:rPr>
-                <w:sz w:val="20"/>
-              </w:rPr>
-              <w:t>远程监控中心</w:t>
-            </w:r>
-          </w:p>
-        </w:tc>
-        <w:tc>
-          <w:tcPr>
-            <w:tcW w:type="dxa" w:w="2928"/>
-          </w:tcPr>
-          <w:p>
-            <w:r>
-              <w:rPr>
-                <w:sz w:val="20"/>
-              </w:rPr>
-              <w:t>多台设备集中监控，大屏可视化</w:t>
-            </w:r>
-          </w:p>
-        </w:tc>
-        <w:tc>
-          <w:tcPr>
-            <w:tcW w:type="dxa" w:w="2928"/>
-          </w:tcPr>
-          <w:p>
-            <w:r>
-              <w:rPr>
-                <w:sz w:val="20"/>
-              </w:rPr>
-              <w:t>全线设备状态和用电数据一目了然</w:t>
+            <w:tcW w:type="dxa" w:w="2196"/>
+          </w:tcPr>
+          <w:p>
+            <w:r>
+              <w:rPr>
+                <w:sz w:val="20"/>
+              </w:rPr>
+              <w:t>**远程监控中心**</w:t>
+            </w:r>
+          </w:p>
+        </w:tc>
+        <w:tc>
+          <w:tcPr>
+            <w:tcW w:type="dxa" w:w="2196"/>
+          </w:tcPr>
+          <w:p>
+            <w:r>
+              <w:rPr>
+                <w:sz w:val="20"/>
+              </w:rPr>
+              <w:t>多台设备集中监控；大屏GIS可视化；实时缺陷告警</w:t>
+            </w:r>
+          </w:p>
+        </w:tc>
+        <w:tc>
+          <w:tcPr>
+            <w:tcW w:type="dxa" w:w="2196"/>
+          </w:tcPr>
+          <w:p>
+            <w:r>
+              <w:rPr>
+                <w:sz w:val="20"/>
+              </w:rPr>
+              <w:t>全线设备状态和用电数据一目了然；缺陷告警秒级推送</w:t>
+            </w:r>
+          </w:p>
+        </w:tc>
+        <w:tc>
+          <w:tcPr>
+            <w:tcW w:type="dxa" w:w="2196"/>
+          </w:tcPr>
+          <w:p>
+            <w:r>
+              <w:rPr>
+                <w:sz w:val="20"/>
+              </w:rPr>
+              <w:t>Web端大屏/PC端</w:t>
             </w:r>
           </w:p>
         </w:tc>
@@ -1795,40 +4543,53 @@
       <w:tr>
         <w:tc>
           <w:tcPr>
-            <w:tcW w:type="dxa" w:w="2928"/>
-          </w:tcPr>
-          <w:p>
-            <w:r>
-              <w:rPr>
-                <w:sz w:val="20"/>
-              </w:rPr>
-              <w:t>管理决策者</w:t>
-            </w:r>
-          </w:p>
-        </w:tc>
-        <w:tc>
-          <w:tcPr>
-            <w:tcW w:type="dxa" w:w="2928"/>
-          </w:tcPr>
-          <w:p>
-            <w:r>
-              <w:rPr>
-                <w:sz w:val="20"/>
-              </w:rPr>
-              <w:t>设备利用率 / 故障率 / 出勤率统计</w:t>
-            </w:r>
-          </w:p>
-        </w:tc>
-        <w:tc>
-          <w:tcPr>
-            <w:tcW w:type="dxa" w:w="2928"/>
-          </w:tcPr>
-          <w:p>
-            <w:r>
-              <w:rPr>
-                <w:sz w:val="20"/>
-              </w:rPr>
-              <w:t>排班和资源调配有据可依</w:t>
+            <w:tcW w:type="dxa" w:w="2196"/>
+          </w:tcPr>
+          <w:p>
+            <w:r>
+              <w:rPr>
+                <w:sz w:val="20"/>
+              </w:rPr>
+              <w:t>**管理决策者**</w:t>
+            </w:r>
+          </w:p>
+        </w:tc>
+        <w:tc>
+          <w:tcPr>
+            <w:tcW w:type="dxa" w:w="2196"/>
+          </w:tcPr>
+          <w:p>
+            <w:r>
+              <w:rPr>
+                <w:sz w:val="20"/>
+              </w:rPr>
+              <w:t>查看设备利用率/故障率/出勤率统计；审批养护计划</w:t>
+            </w:r>
+          </w:p>
+        </w:tc>
+        <w:tc>
+          <w:tcPr>
+            <w:tcW w:type="dxa" w:w="2196"/>
+          </w:tcPr>
+          <w:p>
+            <w:r>
+              <w:rPr>
+                <w:sz w:val="20"/>
+              </w:rPr>
+              <w:t>排班和资源调配有据可依；养护决策有数据支撑</w:t>
+            </w:r>
+          </w:p>
+        </w:tc>
+        <w:tc>
+          <w:tcPr>
+            <w:tcW w:type="dxa" w:w="2196"/>
+          </w:tcPr>
+          <w:p>
+            <w:r>
+              <w:rPr>
+                <w:sz w:val="20"/>
+              </w:rPr>
+              <w:t>Web端管理后台</w:t>
             </w:r>
           </w:p>
         </w:tc>
@@ -1836,46 +4597,161 @@
       <w:tr>
         <w:tc>
           <w:tcPr>
-            <w:tcW w:type="dxa" w:w="2928"/>
-          </w:tcPr>
-          <w:p>
-            <w:r>
-              <w:rPr>
-                <w:sz w:val="20"/>
-              </w:rPr>
-              <w:t>运维保障团队</w:t>
-            </w:r>
-          </w:p>
-        </w:tc>
-        <w:tc>
-          <w:tcPr>
-            <w:tcW w:type="dxa" w:w="2928"/>
-          </w:tcPr>
-          <w:p>
-            <w:r>
-              <w:rPr>
-                <w:sz w:val="20"/>
-              </w:rPr>
-              <w:t>故障提前预警，远程诊断，用电安全</w:t>
-            </w:r>
-          </w:p>
-        </w:tc>
-        <w:tc>
-          <w:tcPr>
-            <w:tcW w:type="dxa" w:w="2928"/>
-          </w:tcPr>
-          <w:p>
-            <w:r>
-              <w:rPr>
-                <w:sz w:val="20"/>
-              </w:rPr>
-              <w:t>减少现场出勤，提升维护效率</w:t>
+            <w:tcW w:type="dxa" w:w="2196"/>
+          </w:tcPr>
+          <w:p>
+            <w:r>
+              <w:rPr>
+                <w:sz w:val="20"/>
+              </w:rPr>
+              <w:t>**运维保障团队**</w:t>
+            </w:r>
+          </w:p>
+        </w:tc>
+        <w:tc>
+          <w:tcPr>
+            <w:tcW w:type="dxa" w:w="2196"/>
+          </w:tcPr>
+          <w:p>
+            <w:r>
+              <w:rPr>
+                <w:sz w:val="20"/>
+              </w:rPr>
+              <w:t>设备故障提前预警；远程诊断故障根因；远程调参升级</w:t>
+            </w:r>
+          </w:p>
+        </w:tc>
+        <w:tc>
+          <w:tcPr>
+            <w:tcW w:type="dxa" w:w="2196"/>
+          </w:tcPr>
+          <w:p>
+            <w:r>
+              <w:rPr>
+                <w:sz w:val="20"/>
+              </w:rPr>
+              <w:t>减少现场出勤；故障远程可排查；远程升级减少停机时间</w:t>
+            </w:r>
+          </w:p>
+        </w:tc>
+        <w:tc>
+          <w:tcPr>
+            <w:tcW w:type="dxa" w:w="2196"/>
+          </w:tcPr>
+          <w:p>
+            <w:r>
+              <w:rPr>
+                <w:sz w:val="20"/>
+              </w:rPr>
+              <w:t>PC端运维平台</w:t>
             </w:r>
           </w:p>
         </w:tc>
       </w:tr>
     </w:tbl>
     <w:p/>
+    <w:p>
+      <w:pPr>
+        <w:spacing w:after="60"/>
+      </w:pPr>
+      <w:r>
+        <w:rPr>
+          <w:sz w:val="21"/>
+        </w:rPr>
+        <w:t>**现场操作人员典型工作流：**</w:t>
+      </w:r>
+    </w:p>
+    <w:p>
+      <w:pPr>
+        <w:spacing w:after="120"/>
+        <w:ind w:left="432"/>
+      </w:pPr>
+      <w:r>
+        <w:rPr>
+          <w:rFonts w:ascii="Courier New" w:hAnsi="Courier New"/>
+          <w:sz w:val="18"/>
+        </w:rPr>
+        <w:t>1. 出发前检查（触摸屏）</w:t>
+        <w:br/>
+        <w:t xml:space="preserve">   └→ 确认6路相机/2路激光/双陀螺仪/BMS状态全部在线</w:t>
+        <w:br/>
+        <w:t xml:space="preserve">   </w:t>
+        <w:br/>
+        <w:t>2. 任务配置</w:t>
+        <w:br/>
+        <w:t xml:space="preserve">   └→ 输入本次检测里程区段（如 K100 ~ K110）</w:t>
+        <w:br/>
+        <w:t xml:space="preserve">   └→ 选择检测速度（默认1m/s）</w:t>
+        <w:br/>
+        <w:t xml:space="preserve">   </w:t>
+        <w:br/>
+        <w:t>3. 一键出发</w:t>
+        <w:br/>
+        <w:t xml:space="preserve">   └→ 机器人自动定速巡航，开始检测</w:t>
+        <w:br/>
+        <w:t xml:space="preserve">   </w:t>
+        <w:br/>
+        <w:t>4. 作业中监控</w:t>
+        <w:br/>
+        <w:t xml:space="preserve">   └→ 触摸屏实时显示：里程/速度/电量/缺陷数量</w:t>
+        <w:br/>
+        <w:t xml:space="preserve">   └→ 发现异常可随时按急停或返航</w:t>
+        <w:br/>
+        <w:t xml:space="preserve">   </w:t>
+        <w:br/>
+        <w:t>5. 任务结束</w:t>
+        <w:br/>
+        <w:t xml:space="preserve">   └→ 自动返航或手动返航</w:t>
+        <w:br/>
+        <w:t xml:space="preserve">   └→ 触摸屏提示"任务完成，数据已上传"</w:t>
+      </w:r>
+    </w:p>
+    <w:p>
+      <w:pPr>
+        <w:spacing w:after="60"/>
+      </w:pPr>
+      <w:r>
+        <w:rPr>
+          <w:sz w:val="21"/>
+        </w:rPr>
+        <w:t>**运维保障团队远程诊断流程：**</w:t>
+      </w:r>
+    </w:p>
+    <w:p>
+      <w:pPr>
+        <w:spacing w:after="120"/>
+        <w:ind w:left="432"/>
+      </w:pPr>
+      <w:r>
+        <w:rPr>
+          <w:rFonts w:ascii="Courier New" w:hAnsi="Courier New"/>
+          <w:sz w:val="18"/>
+        </w:rPr>
+        <w:t>故障告警推送（短信/邮件）</w:t>
+        <w:br/>
+        <w:t xml:space="preserve">    ↓</w:t>
+        <w:br/>
+        <w:t>远程登录运维平台，查看设备状态</w:t>
+        <w:br/>
+        <w:t xml:space="preserve">    ↓</w:t>
+        <w:br/>
+        <w:t>调取实时参数（电流/电压/温度/日志）</w:t>
+        <w:br/>
+        <w:t xml:space="preserve">    ↓</w:t>
+        <w:br/>
+        <w:t>判断故障类型：</w:t>
+        <w:br/>
+        <w:t xml:space="preserve">  - 软件故障 → 远程重启对应服务（&lt; 30s）</w:t>
+        <w:br/>
+        <w:t xml:space="preserve">  - 参数异常 → 远程调参（&lt; 3s）</w:t>
+        <w:br/>
+        <w:t xml:space="preserve">  - 硬件故障 → 生成检修工单，安排现场出勤</w:t>
+        <w:br/>
+        <w:t xml:space="preserve">    ↓</w:t>
+        <w:br/>
+        <w:t>故障解决，记录归档，更新设备健康档案</w:t>
+      </w:r>
+    </w:p>
     <w:sectPr>
       <w:pgSz w:w="12240" w:h="15840"/>
       <w:pgMar w:top="1440" w:right="1728" w:bottom="1440" w:left="1728" w:header="720" w:footer="720" w:gutter="0"/>
